--- a/小野町_引継ぎ_整理済/04_算定・見込量/小野町_見える化入力前段一式のレビュー_20260915.docx
+++ b/小野町_引継ぎ_整理済/04_算定・見込量/小野町_見える化入力前段一式のレビュー_20260915.docx
@@ -10,12 +10,17 @@
         <w:rPr>
           <w:rFonts w:ascii="游ゴシック" w:hAnsi="游ゴシック" w:eastAsia="游ゴシック"/>
         </w:rPr>
-        <w:t>見える化システム入力前段　共通様式・運用ガイド一式のレビュー</w:t>
+        <w:t>見える化システム入力前段　共通様式・運用ガイド一式のレビュー（第2版）</w:t>
       </w:r>
     </w:p>
     <w:p>
       <w:r>
         <w:t>小野町　第10期介護保険事業計画　／　令和8年9月15日</w:t>
+      </w:r>
+    </w:p>
+    <w:p>
+      <w:r>
+        <w:t>第2版では、他団体の試算による逆算の結果を受けて、第2章と第4章を書き直しました。</w:t>
       </w:r>
     </w:p>
     <w:p>
@@ -240,22 +245,375 @@
     </w:p>
     <w:p>
       <w:r>
-        <w:t>**算式の骨格は同じですが、需要の分母が違います。**アプリは認定者数を分母に置き、当方は第1号被保険者数を分母に置いています。小野町のデータでこの違いを金額にすると、総給付費の3年計で-258,015千円（-8.5％）、保険料基準額で月額-524円です。**今回の一式で見つかったどの論点よりも効きが大きいものです。**</w:t>
+        <w:t>**本書は第2版です。**初版（9月15日）で「アプリは認定者数、当方は第1号被保険者数」という二者択一の書き方をしましたが、これは誤りでした。他団体の試算での逆算により、見える化システムには分母の違う率が2系統あり、**見込量の算定に使う利用率の分母は認定者数**、第1号被保険者数は認定率を通じてのみ入ることが確かめられています。　　第1号被保険者数　×　認定率　×　利用率　　の3段です。</w:t>
       </w:r>
     </w:p>
     <w:p>
       <w:r>
-        <w:t>当方が第1号被保険者数を分母に置いているのは、小野町の認定者数の系列に断層があるためです（第4章）。見える化システムの公式画面は認定者ベースで動きますので、**システムに入力すると当方の値とずれます。**施策反映または直接入力でどう扱うかを、入力前に決めておく必要があります。</w:t>
+        <w:t>**当方の1段方式は、この3段と代数的に同じものです。**第1号被保険者1人当たりの受給率は、認定率と利用率の積にほかなりません。</w:t>
       </w:r>
     </w:p>
     <w:p>
       <w:r>
-        <w:t>そのほかの差異は、給付費の出し方、基準期間の選び方、価格水準の調整、供給上限の掛け方の4つです。いずれも当方の算定に理由があり、アプリ側にも当方が取り入れるべき点（月数加重、0の自動補完禁止、アクセス可能上限）があります。</w:t>
+        <w:t xml:space="preserve">　　第1号 ×（認定者÷第1号）×（受給者÷認定者）　＝　第1号 ×（受給者÷第1号）</w:t>
       </w:r>
     </w:p>
     <w:p>
       <w:r>
-        <w:t>アプリの様式そのものにも直したほうがよい点が7件あります（第9章）。</w:t>
+        <w:t>したがって両者の差は1つだけで、**将来の認定率 ÷ 基準期間の認定率**です。見える化は認定率を性別・5歳階級別に将来へ延ばし、当方は基準期間の受給率をそのまま据え置いています。</w:t>
+      </w:r>
+    </w:p>
+    <w:tbl>
+      <w:tblPr>
+        <w:tblStyle w:val="TableGrid"/>
+        <w:tblW w:type="auto" w:w="0"/>
+        <w:tblLook w:firstColumn="1" w:firstRow="1" w:lastColumn="0" w:lastRow="0" w:noHBand="0" w:noVBand="1" w:val="04A0"/>
+      </w:tblPr>
+      <w:tblGrid>
+        <w:gridCol w:w="1728"/>
+        <w:gridCol w:w="1728"/>
+        <w:gridCol w:w="1728"/>
+        <w:gridCol w:w="1728"/>
+        <w:gridCol w:w="1728"/>
+      </w:tblGrid>
+      <w:tr>
+        <w:tc>
+          <w:tcPr>
+            <w:tcW w:type="dxa" w:w="1728"/>
+          </w:tcPr>
+          <w:p>
+            <w:pPr>
+              <w:jc w:val="center"/>
+            </w:pPr>
+            <w:r>
+              <w:rPr>
+                <w:b/>
+                <w:sz w:val="17"/>
+              </w:rPr>
+              <w:t>認定率の置き方</w:t>
+            </w:r>
+          </w:p>
+        </w:tc>
+        <w:tc>
+          <w:tcPr>
+            <w:tcW w:type="dxa" w:w="1728"/>
+          </w:tcPr>
+          <w:p>
+            <w:pPr>
+              <w:jc w:val="center"/>
+            </w:pPr>
+            <w:r>
+              <w:rPr>
+                <w:b/>
+                <w:sz w:val="17"/>
+              </w:rPr>
+              <w:t>値</w:t>
+            </w:r>
+          </w:p>
+        </w:tc>
+        <w:tc>
+          <w:tcPr>
+            <w:tcW w:type="dxa" w:w="1728"/>
+          </w:tcPr>
+          <w:p>
+            <w:pPr>
+              <w:jc w:val="center"/>
+            </w:pPr>
+            <w:r>
+              <w:rPr>
+                <w:b/>
+                <w:sz w:val="17"/>
+              </w:rPr>
+              <w:t>将来の認定率との比</w:t>
+            </w:r>
+          </w:p>
+        </w:tc>
+        <w:tc>
+          <w:tcPr>
+            <w:tcW w:type="dxa" w:w="1728"/>
+          </w:tcPr>
+          <w:p>
+            <w:pPr>
+              <w:jc w:val="center"/>
+            </w:pPr>
+            <w:r>
+              <w:rPr>
+                <w:b/>
+                <w:sz w:val="17"/>
+              </w:rPr>
+              <w:t>総給付費（3年計）</w:t>
+            </w:r>
+          </w:p>
+        </w:tc>
+        <w:tc>
+          <w:tcPr>
+            <w:tcW w:type="dxa" w:w="1728"/>
+          </w:tcPr>
+          <w:p>
+            <w:pPr>
+              <w:jc w:val="center"/>
+            </w:pPr>
+            <w:r>
+              <w:rPr>
+                <w:b/>
+                <w:sz w:val="17"/>
+              </w:rPr>
+              <w:t>保険料基準額（月額）</w:t>
+            </w:r>
+          </w:p>
+        </w:tc>
+      </w:tr>
+      <w:tr>
+        <w:tc>
+          <w:tcPr>
+            <w:tcW w:type="dxa" w:w="1728"/>
+          </w:tcPr>
+          <w:p>
+            <w:r>
+              <w:rPr>
+                <w:sz w:val="17"/>
+              </w:rPr>
+              <w:t>当方の基準期間（令和5〜7年度の平均）　**断層をまたぐ**</w:t>
+            </w:r>
+          </w:p>
+        </w:tc>
+        <w:tc>
+          <w:tcPr>
+            <w:tcW w:type="dxa" w:w="1728"/>
+          </w:tcPr>
+          <w:p>
+            <w:pPr>
+              <w:jc w:val="right"/>
+            </w:pPr>
+            <w:r>
+              <w:rPr>
+                <w:sz w:val="17"/>
+              </w:rPr>
+              <w:t>25.45％</w:t>
+            </w:r>
+          </w:p>
+        </w:tc>
+        <w:tc>
+          <w:tcPr>
+            <w:tcW w:type="dxa" w:w="1728"/>
+          </w:tcPr>
+          <w:p>
+            <w:pPr>
+              <w:jc w:val="right"/>
+            </w:pPr>
+            <w:r>
+              <w:rPr>
+                <w:sz w:val="17"/>
+              </w:rPr>
+              <w:t>0.8953</w:t>
+            </w:r>
+          </w:p>
+        </w:tc>
+        <w:tc>
+          <w:tcPr>
+            <w:tcW w:type="dxa" w:w="1728"/>
+          </w:tcPr>
+          <w:p>
+            <w:pPr>
+              <w:jc w:val="right"/>
+            </w:pPr>
+            <w:r>
+              <w:rPr>
+                <w:sz w:val="17"/>
+              </w:rPr>
+              <w:t>2,729,381千円</w:t>
+            </w:r>
+          </w:p>
+        </w:tc>
+        <w:tc>
+          <w:tcPr>
+            <w:tcW w:type="dxa" w:w="1728"/>
+          </w:tcPr>
+          <w:p>
+            <w:pPr>
+              <w:jc w:val="right"/>
+            </w:pPr>
+            <w:r>
+              <w:rPr>
+                <w:sz w:val="17"/>
+              </w:rPr>
+              <w:t>5,921円</w:t>
+            </w:r>
+          </w:p>
+        </w:tc>
+      </w:tr>
+      <w:tr>
+        <w:tc>
+          <w:tcPr>
+            <w:tcW w:type="dxa" w:w="1728"/>
+          </w:tcPr>
+          <w:p>
+            <w:r>
+              <w:rPr>
+                <w:sz w:val="17"/>
+              </w:rPr>
+              <w:t>断層後（令和7年度末 792人÷3,443人）</w:t>
+            </w:r>
+          </w:p>
+        </w:tc>
+        <w:tc>
+          <w:tcPr>
+            <w:tcW w:type="dxa" w:w="1728"/>
+          </w:tcPr>
+          <w:p>
+            <w:pPr>
+              <w:jc w:val="right"/>
+            </w:pPr>
+            <w:r>
+              <w:rPr>
+                <w:sz w:val="17"/>
+              </w:rPr>
+              <w:t>23.00％</w:t>
+            </w:r>
+          </w:p>
+        </w:tc>
+        <w:tc>
+          <w:tcPr>
+            <w:tcW w:type="dxa" w:w="1728"/>
+          </w:tcPr>
+          <w:p>
+            <w:pPr>
+              <w:jc w:val="right"/>
+            </w:pPr>
+            <w:r>
+              <w:rPr>
+                <w:sz w:val="17"/>
+              </w:rPr>
+              <w:t>0.9904</w:t>
+            </w:r>
+          </w:p>
+        </w:tc>
+        <w:tc>
+          <w:tcPr>
+            <w:tcW w:type="dxa" w:w="1728"/>
+          </w:tcPr>
+          <w:p>
+            <w:pPr>
+              <w:jc w:val="right"/>
+            </w:pPr>
+            <w:r>
+              <w:rPr>
+                <w:sz w:val="17"/>
+              </w:rPr>
+              <w:t>3,019,242千円</w:t>
+            </w:r>
+          </w:p>
+        </w:tc>
+        <w:tc>
+          <w:tcPr>
+            <w:tcW w:type="dxa" w:w="1728"/>
+          </w:tcPr>
+          <w:p>
+            <w:pPr>
+              <w:jc w:val="right"/>
+            </w:pPr>
+            <w:r>
+              <w:rPr>
+                <w:sz w:val="17"/>
+              </w:rPr>
+              <w:t>6,510円</w:t>
+            </w:r>
+          </w:p>
+        </w:tc>
+      </w:tr>
+      <w:tr>
+        <w:tc>
+          <w:tcPr>
+            <w:tcW w:type="dxa" w:w="1728"/>
+          </w:tcPr>
+          <w:p>
+            <w:r>
+              <w:rPr>
+                <w:sz w:val="17"/>
+              </w:rPr>
+              <w:t>第10期の認定率見込（年齢階級別）</w:t>
+            </w:r>
+          </w:p>
+        </w:tc>
+        <w:tc>
+          <w:tcPr>
+            <w:tcW w:type="dxa" w:w="1728"/>
+          </w:tcPr>
+          <w:p>
+            <w:pPr>
+              <w:jc w:val="right"/>
+            </w:pPr>
+            <w:r>
+              <w:rPr>
+                <w:sz w:val="17"/>
+              </w:rPr>
+              <w:t>22.78％</w:t>
+            </w:r>
+          </w:p>
+        </w:tc>
+        <w:tc>
+          <w:tcPr>
+            <w:tcW w:type="dxa" w:w="1728"/>
+          </w:tcPr>
+          <w:p>
+            <w:pPr>
+              <w:jc w:val="right"/>
+            </w:pPr>
+            <w:r>
+              <w:rPr>
+                <w:sz w:val="17"/>
+              </w:rPr>
+              <w:t>―</w:t>
+            </w:r>
+          </w:p>
+        </w:tc>
+        <w:tc>
+          <w:tcPr>
+            <w:tcW w:type="dxa" w:w="1728"/>
+          </w:tcPr>
+          <w:p>
+            <w:pPr>
+              <w:jc w:val="right"/>
+            </w:pPr>
+            <w:r>
+              <w:rPr>
+                <w:sz w:val="17"/>
+              </w:rPr>
+              <w:t>（当方の現行）3,048,418千円</w:t>
+            </w:r>
+          </w:p>
+        </w:tc>
+        <w:tc>
+          <w:tcPr>
+            <w:tcW w:type="dxa" w:w="1728"/>
+          </w:tcPr>
+          <w:p>
+            <w:pPr>
+              <w:jc w:val="right"/>
+            </w:pPr>
+            <w:r>
+              <w:rPr>
+                <w:sz w:val="17"/>
+              </w:rPr>
+              <w:t>6,569円</w:t>
+            </w:r>
+          </w:p>
+        </w:tc>
+      </w:tr>
+    </w:tbl>
+    <w:p>
+      <w:r>
+        <w:t>**初版で「月額648円の差」と書いたのは、基準期間の認定率が令和7年9月の断層をまたいでいたためです。**断層後にそろえて比べると、総給付費の3年計で-29,176千円（-1.0％）、保険料基準額で月額-59円にとどまります。**小野町では両方式はほぼ同じ答えになります。**</w:t>
+      </w:r>
+    </w:p>
+    <w:p>
+      <w:r>
+        <w:t>その理由は年齢構成です。小野町は85歳以上人口が令和5年度747人から令和11年度677人へ減り、75〜84歳が1,074人から1,217人へ増える局面にあります。**このため認定率がほとんど動きません**（断層後23.00％→第10期22.78％）。認定者数が高齢化で伸びる保険者とは向きが逆で、分母を取り違えたときに給付費が過小に出るという一般的な注意は、小野町ではほとんど効きません。ただし取り違え自体は同じく避けるべきです。</w:t>
+      </w:r>
+    </w:p>
+    <w:p>
+      <w:r>
+        <w:t>そのほかの差異（給付費の出し方、基準期間の選び方、価格水準の調整、供給上限の掛け方）は初版のとおりです。アプリの様式で直したほうがよい点も7件のままです。</w:t>
       </w:r>
     </w:p>
     <w:p>
@@ -361,7 +719,7 @@
               <w:rPr>
                 <w:sz w:val="17"/>
               </w:rPr>
-              <w:t>rate ＝ Σ(利用者数×月数) ÷ Σ(対象認定者数×月数)　＝ 認定者1人当たりの受給率</w:t>
+              <w:t>rate ＝ Σ(利用者数×月数) ÷ Σ(対象認定者数×月数)　＝ 認定者1人当たりの利用率。**見える化本体では、在宅サービスの分母は認定者数−施設・居住系利用者数の残余**</w:t>
             </w:r>
           </w:p>
         </w:tc>
@@ -374,7 +732,7 @@
               <w:rPr>
                 <w:sz w:val="17"/>
               </w:rPr>
-              <w:t>率 ＝ 各年度の［件数 ÷ 第1号被保険者数］の平均</w:t>
+              <w:t>率 ＝ 各年度の［件数 ÷ 第1号被保険者数］の平均。**残余の構造は持っていない**</w:t>
             </w:r>
           </w:p>
         </w:tc>
@@ -402,7 +760,7 @@
               <w:rPr>
                 <w:sz w:val="17"/>
               </w:rPr>
-              <w:t>users ＝ 将来の認定者見込 × rate × 受給率補正</w:t>
+              <w:t>users ＝ 将来の認定者見込 × rate × 受給率補正。将来の認定者見込は 第1号被保険者数 × 認定率（性別・5歳階級別）</w:t>
             </w:r>
           </w:p>
         </w:tc>
@@ -415,7 +773,7 @@
               <w:rPr>
                 <w:sz w:val="17"/>
               </w:rPr>
-              <w:t>見込件数 ＝ 率 × 将来推計人口の第1号被保険者数</w:t>
+              <w:t>見込件数 ＝ 率 × 将来推計人口の第1号被保険者数。**認定率は基準期間の水準で据え置かれる**</w:t>
             </w:r>
           </w:p>
         </w:tc>
@@ -683,972 +1041,12 @@
         <w:rPr>
           <w:rFonts w:ascii="游ゴシック" w:hAnsi="游ゴシック" w:eastAsia="游ゴシック"/>
         </w:rPr>
-        <w:t>4　差異①　需要の分母（いちばん効く）</w:t>
+        <w:t>4　令和7年9月の断層は、認定率と利用率のどちらに効いているか</w:t>
       </w:r>
     </w:p>
     <w:p>
       <w:r>
-        <w:t>アプリは認定者数を分母に置きます。これは見える化システムの標準的な考え方で、国の手引にも沿っています。当方が第1号被保険者数を分母に置いているのは、小野町の認定者数の系列に断層があるためです。</w:t>
-      </w:r>
-    </w:p>
-    <w:tbl>
-      <w:tblPr>
-        <w:tblStyle w:val="TableGrid"/>
-        <w:tblW w:type="auto" w:w="0"/>
-        <w:tblLook w:firstColumn="1" w:firstRow="1" w:lastColumn="0" w:lastRow="0" w:noHBand="0" w:noVBand="1" w:val="04A0"/>
-      </w:tblPr>
-      <w:tblGrid>
-        <w:gridCol w:w="1234"/>
-        <w:gridCol w:w="1234"/>
-        <w:gridCol w:w="1234"/>
-        <w:gridCol w:w="1234"/>
-        <w:gridCol w:w="1234"/>
-        <w:gridCol w:w="1234"/>
-        <w:gridCol w:w="1234"/>
-      </w:tblGrid>
-      <w:tr>
-        <w:tc>
-          <w:tcPr>
-            <w:tcW w:type="dxa" w:w="1234"/>
-          </w:tcPr>
-          <w:p>
-            <w:pPr>
-              <w:jc w:val="center"/>
-            </w:pPr>
-            <w:r>
-              <w:rPr>
-                <w:b/>
-                <w:sz w:val="17"/>
-              </w:rPr>
-              <w:t>分母の候補</w:t>
-            </w:r>
-          </w:p>
-        </w:tc>
-        <w:tc>
-          <w:tcPr>
-            <w:tcW w:type="dxa" w:w="1234"/>
-          </w:tcPr>
-          <w:p>
-            <w:pPr>
-              <w:jc w:val="center"/>
-            </w:pPr>
-            <w:r>
-              <w:rPr>
-                <w:b/>
-                <w:sz w:val="17"/>
-              </w:rPr>
-              <w:t>令和3年度</w:t>
-            </w:r>
-          </w:p>
-        </w:tc>
-        <w:tc>
-          <w:tcPr>
-            <w:tcW w:type="dxa" w:w="1234"/>
-          </w:tcPr>
-          <w:p>
-            <w:pPr>
-              <w:jc w:val="center"/>
-            </w:pPr>
-            <w:r>
-              <w:rPr>
-                <w:b/>
-                <w:sz w:val="17"/>
-              </w:rPr>
-              <w:t>令和4年度</w:t>
-            </w:r>
-          </w:p>
-        </w:tc>
-        <w:tc>
-          <w:tcPr>
-            <w:tcW w:type="dxa" w:w="1234"/>
-          </w:tcPr>
-          <w:p>
-            <w:pPr>
-              <w:jc w:val="center"/>
-            </w:pPr>
-            <w:r>
-              <w:rPr>
-                <w:b/>
-                <w:sz w:val="17"/>
-              </w:rPr>
-              <w:t>令和5年度</w:t>
-            </w:r>
-          </w:p>
-        </w:tc>
-        <w:tc>
-          <w:tcPr>
-            <w:tcW w:type="dxa" w:w="1234"/>
-          </w:tcPr>
-          <w:p>
-            <w:pPr>
-              <w:jc w:val="center"/>
-            </w:pPr>
-            <w:r>
-              <w:rPr>
-                <w:b/>
-                <w:sz w:val="17"/>
-              </w:rPr>
-              <w:t>令和6年度</w:t>
-            </w:r>
-          </w:p>
-        </w:tc>
-        <w:tc>
-          <w:tcPr>
-            <w:tcW w:type="dxa" w:w="1234"/>
-          </w:tcPr>
-          <w:p>
-            <w:pPr>
-              <w:jc w:val="center"/>
-            </w:pPr>
-            <w:r>
-              <w:rPr>
-                <w:b/>
-                <w:sz w:val="17"/>
-              </w:rPr>
-              <w:t>令和7年度</w:t>
-            </w:r>
-          </w:p>
-        </w:tc>
-        <w:tc>
-          <w:tcPr>
-            <w:tcW w:type="dxa" w:w="1234"/>
-          </w:tcPr>
-          <w:p>
-            <w:pPr>
-              <w:jc w:val="center"/>
-            </w:pPr>
-            <w:r>
-              <w:rPr>
-                <w:b/>
-                <w:sz w:val="17"/>
-              </w:rPr>
-              <w:t>変動係数</w:t>
-            </w:r>
-          </w:p>
-        </w:tc>
-      </w:tr>
-      <w:tr>
-        <w:tc>
-          <w:tcPr>
-            <w:tcW w:type="dxa" w:w="1234"/>
-          </w:tcPr>
-          <w:p>
-            <w:r>
-              <w:rPr>
-                <w:sz w:val="17"/>
-              </w:rPr>
-              <w:t>第1号被保険者数</w:t>
-            </w:r>
-          </w:p>
-        </w:tc>
-        <w:tc>
-          <w:tcPr>
-            <w:tcW w:type="dxa" w:w="1234"/>
-          </w:tcPr>
-          <w:p>
-            <w:pPr>
-              <w:jc w:val="right"/>
-            </w:pPr>
-            <w:r>
-              <w:rPr>
-                <w:sz w:val="17"/>
-              </w:rPr>
-              <w:t>3,498</w:t>
-            </w:r>
-          </w:p>
-        </w:tc>
-        <w:tc>
-          <w:tcPr>
-            <w:tcW w:type="dxa" w:w="1234"/>
-          </w:tcPr>
-          <w:p>
-            <w:pPr>
-              <w:jc w:val="right"/>
-            </w:pPr>
-            <w:r>
-              <w:rPr>
-                <w:sz w:val="17"/>
-              </w:rPr>
-              <w:t>3,483</w:t>
-            </w:r>
-          </w:p>
-        </w:tc>
-        <w:tc>
-          <w:tcPr>
-            <w:tcW w:type="dxa" w:w="1234"/>
-          </w:tcPr>
-          <w:p>
-            <w:pPr>
-              <w:jc w:val="right"/>
-            </w:pPr>
-            <w:r>
-              <w:rPr>
-                <w:sz w:val="17"/>
-              </w:rPr>
-              <w:t>3,493</w:t>
-            </w:r>
-          </w:p>
-        </w:tc>
-        <w:tc>
-          <w:tcPr>
-            <w:tcW w:type="dxa" w:w="1234"/>
-          </w:tcPr>
-          <w:p>
-            <w:pPr>
-              <w:jc w:val="right"/>
-            </w:pPr>
-            <w:r>
-              <w:rPr>
-                <w:sz w:val="17"/>
-              </w:rPr>
-              <w:t>3,493</w:t>
-            </w:r>
-          </w:p>
-        </w:tc>
-        <w:tc>
-          <w:tcPr>
-            <w:tcW w:type="dxa" w:w="1234"/>
-          </w:tcPr>
-          <w:p>
-            <w:pPr>
-              <w:jc w:val="right"/>
-            </w:pPr>
-            <w:r>
-              <w:rPr>
-                <w:sz w:val="17"/>
-              </w:rPr>
-              <w:t>3,443</w:t>
-            </w:r>
-          </w:p>
-        </w:tc>
-        <w:tc>
-          <w:tcPr>
-            <w:tcW w:type="dxa" w:w="1234"/>
-          </w:tcPr>
-          <w:p>
-            <w:pPr>
-              <w:jc w:val="right"/>
-            </w:pPr>
-            <w:r>
-              <w:rPr>
-                <w:sz w:val="17"/>
-              </w:rPr>
-              <w:t>0.58％</w:t>
-            </w:r>
-          </w:p>
-        </w:tc>
-      </w:tr>
-      <w:tr>
-        <w:tc>
-          <w:tcPr>
-            <w:tcW w:type="dxa" w:w="1234"/>
-          </w:tcPr>
-          <w:p>
-            <w:r>
-              <w:rPr>
-                <w:sz w:val="17"/>
-              </w:rPr>
-              <w:t>75歳以上人口</w:t>
-            </w:r>
-          </w:p>
-        </w:tc>
-        <w:tc>
-          <w:tcPr>
-            <w:tcW w:type="dxa" w:w="1234"/>
-          </w:tcPr>
-          <w:p>
-            <w:pPr>
-              <w:jc w:val="right"/>
-            </w:pPr>
-            <w:r>
-              <w:rPr>
-                <w:sz w:val="17"/>
-              </w:rPr>
-              <w:t>1,799</w:t>
-            </w:r>
-          </w:p>
-        </w:tc>
-        <w:tc>
-          <w:tcPr>
-            <w:tcW w:type="dxa" w:w="1234"/>
-          </w:tcPr>
-          <w:p>
-            <w:pPr>
-              <w:jc w:val="right"/>
-            </w:pPr>
-            <w:r>
-              <w:rPr>
-                <w:sz w:val="17"/>
-              </w:rPr>
-              <w:t>1,797</w:t>
-            </w:r>
-          </w:p>
-        </w:tc>
-        <w:tc>
-          <w:tcPr>
-            <w:tcW w:type="dxa" w:w="1234"/>
-          </w:tcPr>
-          <w:p>
-            <w:pPr>
-              <w:jc w:val="right"/>
-            </w:pPr>
-            <w:r>
-              <w:rPr>
-                <w:sz w:val="17"/>
-              </w:rPr>
-              <w:t>1,814</w:t>
-            </w:r>
-          </w:p>
-        </w:tc>
-        <w:tc>
-          <w:tcPr>
-            <w:tcW w:type="dxa" w:w="1234"/>
-          </w:tcPr>
-          <w:p>
-            <w:pPr>
-              <w:jc w:val="right"/>
-            </w:pPr>
-            <w:r>
-              <w:rPr>
-                <w:sz w:val="17"/>
-              </w:rPr>
-              <w:t>1,813</w:t>
-            </w:r>
-          </w:p>
-        </w:tc>
-        <w:tc>
-          <w:tcPr>
-            <w:tcW w:type="dxa" w:w="1234"/>
-          </w:tcPr>
-          <w:p>
-            <w:pPr>
-              <w:jc w:val="right"/>
-            </w:pPr>
-            <w:r>
-              <w:rPr>
-                <w:sz w:val="17"/>
-              </w:rPr>
-              <w:t>1,809</w:t>
-            </w:r>
-          </w:p>
-        </w:tc>
-        <w:tc>
-          <w:tcPr>
-            <w:tcW w:type="dxa" w:w="1234"/>
-          </w:tcPr>
-          <w:p>
-            <w:pPr>
-              <w:jc w:val="right"/>
-            </w:pPr>
-            <w:r>
-              <w:rPr>
-                <w:sz w:val="17"/>
-              </w:rPr>
-              <w:t>0.39％</w:t>
-            </w:r>
-          </w:p>
-        </w:tc>
-      </w:tr>
-      <w:tr>
-        <w:tc>
-          <w:tcPr>
-            <w:tcW w:type="dxa" w:w="1234"/>
-          </w:tcPr>
-          <w:p>
-            <w:r>
-              <w:rPr>
-                <w:sz w:val="17"/>
-              </w:rPr>
-              <w:t>85歳以上人口</w:t>
-            </w:r>
-          </w:p>
-        </w:tc>
-        <w:tc>
-          <w:tcPr>
-            <w:tcW w:type="dxa" w:w="1234"/>
-          </w:tcPr>
-          <w:p>
-            <w:pPr>
-              <w:jc w:val="right"/>
-            </w:pPr>
-            <w:r>
-              <w:rPr>
-                <w:sz w:val="17"/>
-              </w:rPr>
-              <w:t>775</w:t>
-            </w:r>
-          </w:p>
-        </w:tc>
-        <w:tc>
-          <w:tcPr>
-            <w:tcW w:type="dxa" w:w="1234"/>
-          </w:tcPr>
-          <w:p>
-            <w:pPr>
-              <w:jc w:val="right"/>
-            </w:pPr>
-            <w:r>
-              <w:rPr>
-                <w:sz w:val="17"/>
-              </w:rPr>
-              <w:t>784</w:t>
-            </w:r>
-          </w:p>
-        </w:tc>
-        <w:tc>
-          <w:tcPr>
-            <w:tcW w:type="dxa" w:w="1234"/>
-          </w:tcPr>
-          <w:p>
-            <w:pPr>
-              <w:jc w:val="right"/>
-            </w:pPr>
-            <w:r>
-              <w:rPr>
-                <w:sz w:val="17"/>
-              </w:rPr>
-              <w:t>782</w:t>
-            </w:r>
-          </w:p>
-        </w:tc>
-        <w:tc>
-          <w:tcPr>
-            <w:tcW w:type="dxa" w:w="1234"/>
-          </w:tcPr>
-          <w:p>
-            <w:pPr>
-              <w:jc w:val="right"/>
-            </w:pPr>
-            <w:r>
-              <w:rPr>
-                <w:sz w:val="17"/>
-              </w:rPr>
-              <w:t>763</w:t>
-            </w:r>
-          </w:p>
-        </w:tc>
-        <w:tc>
-          <w:tcPr>
-            <w:tcW w:type="dxa" w:w="1234"/>
-          </w:tcPr>
-          <w:p>
-            <w:pPr>
-              <w:jc w:val="right"/>
-            </w:pPr>
-            <w:r>
-              <w:rPr>
-                <w:sz w:val="17"/>
-              </w:rPr>
-              <w:t>719</w:t>
-            </w:r>
-          </w:p>
-        </w:tc>
-        <w:tc>
-          <w:tcPr>
-            <w:tcW w:type="dxa" w:w="1234"/>
-          </w:tcPr>
-          <w:p>
-            <w:pPr>
-              <w:jc w:val="right"/>
-            </w:pPr>
-            <w:r>
-              <w:rPr>
-                <w:sz w:val="17"/>
-              </w:rPr>
-              <w:t>3.13％</w:t>
-            </w:r>
-          </w:p>
-        </w:tc>
-      </w:tr>
-      <w:tr>
-        <w:tc>
-          <w:tcPr>
-            <w:tcW w:type="dxa" w:w="1234"/>
-          </w:tcPr>
-          <w:p>
-            <w:r>
-              <w:rPr>
-                <w:sz w:val="17"/>
-              </w:rPr>
-              <w:t>要介護（支援）認定者数</w:t>
-            </w:r>
-          </w:p>
-        </w:tc>
-        <w:tc>
-          <w:tcPr>
-            <w:tcW w:type="dxa" w:w="1234"/>
-          </w:tcPr>
-          <w:p>
-            <w:pPr>
-              <w:jc w:val="right"/>
-            </w:pPr>
-            <w:r>
-              <w:rPr>
-                <w:sz w:val="17"/>
-              </w:rPr>
-              <w:t>872</w:t>
-            </w:r>
-          </w:p>
-        </w:tc>
-        <w:tc>
-          <w:tcPr>
-            <w:tcW w:type="dxa" w:w="1234"/>
-          </w:tcPr>
-          <w:p>
-            <w:pPr>
-              <w:jc w:val="right"/>
-            </w:pPr>
-            <w:r>
-              <w:rPr>
-                <w:sz w:val="17"/>
-              </w:rPr>
-              <w:t>898</w:t>
-            </w:r>
-          </w:p>
-        </w:tc>
-        <w:tc>
-          <w:tcPr>
-            <w:tcW w:type="dxa" w:w="1234"/>
-          </w:tcPr>
-          <w:p>
-            <w:pPr>
-              <w:jc w:val="right"/>
-            </w:pPr>
-            <w:r>
-              <w:rPr>
-                <w:sz w:val="17"/>
-              </w:rPr>
-              <w:t>919</w:t>
-            </w:r>
-          </w:p>
-        </w:tc>
-        <w:tc>
-          <w:tcPr>
-            <w:tcW w:type="dxa" w:w="1234"/>
-          </w:tcPr>
-          <w:p>
-            <w:pPr>
-              <w:jc w:val="right"/>
-            </w:pPr>
-            <w:r>
-              <w:rPr>
-                <w:sz w:val="17"/>
-              </w:rPr>
-              <w:t>944</w:t>
-            </w:r>
-          </w:p>
-        </w:tc>
-        <w:tc>
-          <w:tcPr>
-            <w:tcW w:type="dxa" w:w="1234"/>
-          </w:tcPr>
-          <w:p>
-            <w:pPr>
-              <w:jc w:val="right"/>
-            </w:pPr>
-            <w:r>
-              <w:rPr>
-                <w:sz w:val="17"/>
-              </w:rPr>
-              <w:t>792</w:t>
-            </w:r>
-          </w:p>
-        </w:tc>
-        <w:tc>
-          <w:tcPr>
-            <w:tcW w:type="dxa" w:w="1234"/>
-          </w:tcPr>
-          <w:p>
-            <w:pPr>
-              <w:jc w:val="right"/>
-            </w:pPr>
-            <w:r>
-              <w:rPr>
-                <w:sz w:val="17"/>
-              </w:rPr>
-              <w:t>5.90％</w:t>
-            </w:r>
-          </w:p>
-        </w:tc>
-      </w:tr>
-    </w:tbl>
-    <w:p>
-      <w:r>
-        <w:t>**認定者数は令和6年度944人から令和7年度792人へ152人（16.1％）減っています。**変動係数は第1号被保険者数0.58％に対し認定者数5.90％です。</w:t>
-      </w:r>
-    </w:p>
-    <w:p>
-      <w:r>
-        <w:t>国保連月報（受給者の状況その1）で月ごとに追うと、**令和7年9月審査分で961人から862人へ、1か月で99人（10.3％）減っています。**</w:t>
-      </w:r>
-    </w:p>
-    <w:tbl>
-      <w:tblPr>
-        <w:tblStyle w:val="TableGrid"/>
-        <w:tblW w:type="auto" w:w="0"/>
-        <w:tblLook w:firstColumn="1" w:firstRow="1" w:lastColumn="0" w:lastRow="0" w:noHBand="0" w:noVBand="1" w:val="04A0"/>
-      </w:tblPr>
-      <w:tblGrid>
-        <w:gridCol w:w="1234"/>
-        <w:gridCol w:w="1234"/>
-        <w:gridCol w:w="1234"/>
-        <w:gridCol w:w="1234"/>
-        <w:gridCol w:w="1234"/>
-        <w:gridCol w:w="1234"/>
-        <w:gridCol w:w="1234"/>
-      </w:tblGrid>
-      <w:tr>
-        <w:tc>
-          <w:tcPr>
-            <w:tcW w:type="dxa" w:w="1234"/>
-          </w:tcPr>
-          <w:p>
-            <w:pPr>
-              <w:jc w:val="center"/>
-            </w:pPr>
-            <w:r>
-              <w:rPr>
-                <w:b/>
-                <w:sz w:val="17"/>
-              </w:rPr>
-              <w:t>審査年月</w:t>
-            </w:r>
-          </w:p>
-        </w:tc>
-        <w:tc>
-          <w:tcPr>
-            <w:tcW w:type="dxa" w:w="1234"/>
-          </w:tcPr>
-          <w:p>
-            <w:pPr>
-              <w:jc w:val="center"/>
-            </w:pPr>
-            <w:r>
-              <w:rPr>
-                <w:b/>
-                <w:sz w:val="17"/>
-              </w:rPr>
-              <w:t>令和7年7月</w:t>
-            </w:r>
-          </w:p>
-        </w:tc>
-        <w:tc>
-          <w:tcPr>
-            <w:tcW w:type="dxa" w:w="1234"/>
-          </w:tcPr>
-          <w:p>
-            <w:pPr>
-              <w:jc w:val="center"/>
-            </w:pPr>
-            <w:r>
-              <w:rPr>
-                <w:b/>
-                <w:sz w:val="17"/>
-              </w:rPr>
-              <w:t>令和7年8月</w:t>
-            </w:r>
-          </w:p>
-        </w:tc>
-        <w:tc>
-          <w:tcPr>
-            <w:tcW w:type="dxa" w:w="1234"/>
-          </w:tcPr>
-          <w:p>
-            <w:pPr>
-              <w:jc w:val="center"/>
-            </w:pPr>
-            <w:r>
-              <w:rPr>
-                <w:b/>
-                <w:sz w:val="17"/>
-              </w:rPr>
-              <w:t>令和7年9月</w:t>
-            </w:r>
-          </w:p>
-        </w:tc>
-        <w:tc>
-          <w:tcPr>
-            <w:tcW w:type="dxa" w:w="1234"/>
-          </w:tcPr>
-          <w:p>
-            <w:pPr>
-              <w:jc w:val="center"/>
-            </w:pPr>
-            <w:r>
-              <w:rPr>
-                <w:b/>
-                <w:sz w:val="17"/>
-              </w:rPr>
-              <w:t>令和7年10月</w:t>
-            </w:r>
-          </w:p>
-        </w:tc>
-        <w:tc>
-          <w:tcPr>
-            <w:tcW w:type="dxa" w:w="1234"/>
-          </w:tcPr>
-          <w:p>
-            <w:pPr>
-              <w:jc w:val="center"/>
-            </w:pPr>
-            <w:r>
-              <w:rPr>
-                <w:b/>
-                <w:sz w:val="17"/>
-              </w:rPr>
-              <w:t>令和8年3月</w:t>
-            </w:r>
-          </w:p>
-        </w:tc>
-        <w:tc>
-          <w:tcPr>
-            <w:tcW w:type="dxa" w:w="1234"/>
-          </w:tcPr>
-          <w:p>
-            <w:pPr>
-              <w:jc w:val="center"/>
-            </w:pPr>
-            <w:r>
-              <w:rPr>
-                <w:b/>
-                <w:sz w:val="17"/>
-              </w:rPr>
-              <w:t>令和8年7月</w:t>
-            </w:r>
-          </w:p>
-        </w:tc>
-      </w:tr>
-      <w:tr>
-        <w:tc>
-          <w:tcPr>
-            <w:tcW w:type="dxa" w:w="1234"/>
-          </w:tcPr>
-          <w:p>
-            <w:r>
-              <w:rPr>
-                <w:sz w:val="17"/>
-              </w:rPr>
-              <w:t>認定者数（人）</w:t>
-            </w:r>
-          </w:p>
-        </w:tc>
-        <w:tc>
-          <w:tcPr>
-            <w:tcW w:type="dxa" w:w="1234"/>
-          </w:tcPr>
-          <w:p>
-            <w:pPr>
-              <w:jc w:val="right"/>
-            </w:pPr>
-            <w:r>
-              <w:rPr>
-                <w:sz w:val="17"/>
-              </w:rPr>
-              <w:t>957</w:t>
-            </w:r>
-          </w:p>
-        </w:tc>
-        <w:tc>
-          <w:tcPr>
-            <w:tcW w:type="dxa" w:w="1234"/>
-          </w:tcPr>
-          <w:p>
-            <w:pPr>
-              <w:jc w:val="right"/>
-            </w:pPr>
-            <w:r>
-              <w:rPr>
-                <w:sz w:val="17"/>
-              </w:rPr>
-              <w:t>961</w:t>
-            </w:r>
-          </w:p>
-        </w:tc>
-        <w:tc>
-          <w:tcPr>
-            <w:tcW w:type="dxa" w:w="1234"/>
-          </w:tcPr>
-          <w:p>
-            <w:pPr>
-              <w:jc w:val="right"/>
-            </w:pPr>
-            <w:r>
-              <w:rPr>
-                <w:sz w:val="17"/>
-              </w:rPr>
-              <w:t>862</w:t>
-            </w:r>
-          </w:p>
-        </w:tc>
-        <w:tc>
-          <w:tcPr>
-            <w:tcW w:type="dxa" w:w="1234"/>
-          </w:tcPr>
-          <w:p>
-            <w:pPr>
-              <w:jc w:val="right"/>
-            </w:pPr>
-            <w:r>
-              <w:rPr>
-                <w:sz w:val="17"/>
-              </w:rPr>
-              <w:t>866</w:t>
-            </w:r>
-          </w:p>
-        </w:tc>
-        <w:tc>
-          <w:tcPr>
-            <w:tcW w:type="dxa" w:w="1234"/>
-          </w:tcPr>
-          <w:p>
-            <w:pPr>
-              <w:jc w:val="right"/>
-            </w:pPr>
-            <w:r>
-              <w:rPr>
-                <w:sz w:val="17"/>
-              </w:rPr>
-              <w:t>816</w:t>
-            </w:r>
-          </w:p>
-        </w:tc>
-        <w:tc>
-          <w:tcPr>
-            <w:tcW w:type="dxa" w:w="1234"/>
-          </w:tcPr>
-          <w:p>
-            <w:pPr>
-              <w:jc w:val="right"/>
-            </w:pPr>
-            <w:r>
-              <w:rPr>
-                <w:sz w:val="17"/>
-              </w:rPr>
-              <w:t>794</w:t>
-            </w:r>
-          </w:p>
-        </w:tc>
-      </w:tr>
-      <w:tr>
-        <w:tc>
-          <w:tcPr>
-            <w:tcW w:type="dxa" w:w="1234"/>
-          </w:tcPr>
-          <w:p>
-            <w:r>
-              <w:rPr>
-                <w:sz w:val="17"/>
-              </w:rPr>
-              <w:t>うち女性95歳以上</w:t>
-            </w:r>
-          </w:p>
-        </w:tc>
-        <w:tc>
-          <w:tcPr>
-            <w:tcW w:type="dxa" w:w="1234"/>
-          </w:tcPr>
-          <w:p>
-            <w:pPr>
-              <w:jc w:val="right"/>
-            </w:pPr>
-            <w:r>
-              <w:rPr>
-                <w:sz w:val="17"/>
-              </w:rPr>
-              <w:t>―</w:t>
-            </w:r>
-          </w:p>
-        </w:tc>
-        <w:tc>
-          <w:tcPr>
-            <w:tcW w:type="dxa" w:w="1234"/>
-          </w:tcPr>
-          <w:p>
-            <w:pPr>
-              <w:jc w:val="right"/>
-            </w:pPr>
-            <w:r>
-              <w:rPr>
-                <w:sz w:val="17"/>
-              </w:rPr>
-              <w:t>129</w:t>
-            </w:r>
-          </w:p>
-        </w:tc>
-        <w:tc>
-          <w:tcPr>
-            <w:tcW w:type="dxa" w:w="1234"/>
-          </w:tcPr>
-          <w:p>
-            <w:pPr>
-              <w:jc w:val="right"/>
-            </w:pPr>
-            <w:r>
-              <w:rPr>
-                <w:sz w:val="17"/>
-              </w:rPr>
-              <w:t>105</w:t>
-            </w:r>
-          </w:p>
-        </w:tc>
-        <w:tc>
-          <w:tcPr>
-            <w:tcW w:type="dxa" w:w="1234"/>
-          </w:tcPr>
-          <w:p>
-            <w:pPr>
-              <w:jc w:val="right"/>
-            </w:pPr>
-            <w:r>
-              <w:rPr>
-                <w:sz w:val="17"/>
-              </w:rPr>
-              <w:t>―</w:t>
-            </w:r>
-          </w:p>
-        </w:tc>
-        <w:tc>
-          <w:tcPr>
-            <w:tcW w:type="dxa" w:w="1234"/>
-          </w:tcPr>
-          <w:p>
-            <w:pPr>
-              <w:jc w:val="right"/>
-            </w:pPr>
-            <w:r>
-              <w:rPr>
-                <w:sz w:val="17"/>
-              </w:rPr>
-              <w:t>―</w:t>
-            </w:r>
-          </w:p>
-        </w:tc>
-        <w:tc>
-          <w:tcPr>
-            <w:tcW w:type="dxa" w:w="1234"/>
-          </w:tcPr>
-          <w:p>
-            <w:pPr>
-              <w:jc w:val="right"/>
-            </w:pPr>
-            <w:r>
-              <w:rPr>
-                <w:sz w:val="17"/>
-              </w:rPr>
-              <w:t>―</w:t>
-            </w:r>
-          </w:p>
-        </w:tc>
-      </w:tr>
-    </w:tbl>
-    <w:p>
-      <w:r>
-        <w:t>1か月で10％動く在庫（ストック）はふつうありません。とくに女性の95歳以上が129人から105人へ24人（18.6％）減っており、自然減では説明がつきません。**同じ月の給付件数は1,303件から1,365件へ増えています。**利用が減ったのではなく、計上の仕方が変わった可能性があります。</w:t>
-      </w:r>
-    </w:p>
-    <w:p>
-      <w:r>
-        <w:t>ただし9月以降も令和8年7月審査分の794人まで下がり続けていますので、**9月の段差と、その後の実勢の減少が重なっている**とみるのが自然です。段差の分だけを補正できれば認定者ベースでも組めますが、計上方法の確認が取れるまでは、1年で16％動く系列を分母に置くのは危ないと判断しています。</w:t>
+        <w:t>3段の連鎖のうち、小野町で問題になるのは認定者数です。国保連月報（受給者の状況その1・その2）で28か月を並べると、**段差は認定者数にだけ現れ、受給者数は連続しています。**</w:t>
       </w:r>
     </w:p>
     <w:tbl>
@@ -1677,7 +1075,7 @@
                 <w:b/>
                 <w:sz w:val="17"/>
               </w:rPr>
-              <w:t>分母の置き方</w:t>
+              <w:t>審査年月</w:t>
             </w:r>
           </w:p>
         </w:tc>
@@ -1694,7 +1092,7 @@
                 <w:b/>
                 <w:sz w:val="17"/>
               </w:rPr>
-              <w:t>総給付費（3年計）</w:t>
+              <w:t>認定者数（人）</w:t>
             </w:r>
           </w:p>
         </w:tc>
@@ -1711,7 +1109,7 @@
                 <w:b/>
                 <w:sz w:val="17"/>
               </w:rPr>
-              <w:t>標準給付費（3年計）</w:t>
+              <w:t>受給者数計（人）</w:t>
             </w:r>
           </w:p>
         </w:tc>
@@ -1728,7 +1126,7 @@
                 <w:b/>
                 <w:sz w:val="17"/>
               </w:rPr>
-              <w:t>保険料基準額（月額）</w:t>
+              <w:t>利用率</w:t>
             </w:r>
           </w:p>
         </w:tc>
@@ -1743,7 +1141,7 @@
               <w:rPr>
                 <w:sz w:val="17"/>
               </w:rPr>
-              <w:t>第1号被保険者数（当方）</w:t>
+              <w:t>2025年6月</w:t>
             </w:r>
           </w:p>
         </w:tc>
@@ -1759,7 +1157,7 @@
               <w:rPr>
                 <w:sz w:val="17"/>
               </w:rPr>
-              <w:t>3,048,418千円</w:t>
+              <w:t>948</w:t>
             </w:r>
           </w:p>
         </w:tc>
@@ -1775,7 +1173,7 @@
               <w:rPr>
                 <w:sz w:val="17"/>
               </w:rPr>
-              <w:t>3,286,398千円</w:t>
+              <w:t>650</w:t>
             </w:r>
           </w:p>
         </w:tc>
@@ -1791,7 +1189,7 @@
               <w:rPr>
                 <w:sz w:val="17"/>
               </w:rPr>
-              <w:t>6,569円</w:t>
+              <w:t>0.6857</w:t>
             </w:r>
           </w:p>
         </w:tc>
@@ -1806,7 +1204,7 @@
               <w:rPr>
                 <w:sz w:val="17"/>
               </w:rPr>
-              <w:t>認定者数（アプリ・見える化の標準）</w:t>
+              <w:t>2025年7月</w:t>
             </w:r>
           </w:p>
         </w:tc>
@@ -1822,7 +1220,7 @@
               <w:rPr>
                 <w:sz w:val="17"/>
               </w:rPr>
-              <w:t>2,790,403千円</w:t>
+              <w:t>957</w:t>
             </w:r>
           </w:p>
         </w:tc>
@@ -1838,7 +1236,7 @@
               <w:rPr>
                 <w:sz w:val="17"/>
               </w:rPr>
-              <w:t>3,008,465千円</w:t>
+              <w:t>648</w:t>
             </w:r>
           </w:p>
         </w:tc>
@@ -1854,7 +1252,7 @@
               <w:rPr>
                 <w:sz w:val="17"/>
               </w:rPr>
-              <w:t>6,045円</w:t>
+              <w:t>0.6771</w:t>
             </w:r>
           </w:p>
         </w:tc>
@@ -1869,7 +1267,7 @@
               <w:rPr>
                 <w:sz w:val="17"/>
               </w:rPr>
-              <w:t>差</w:t>
+              <w:t>2025年8月</w:t>
             </w:r>
           </w:p>
         </w:tc>
@@ -1885,7 +1283,7 @@
               <w:rPr>
                 <w:sz w:val="17"/>
               </w:rPr>
-              <w:t>-258,015千円</w:t>
+              <w:t>961</w:t>
             </w:r>
           </w:p>
         </w:tc>
@@ -1901,7 +1299,7 @@
               <w:rPr>
                 <w:sz w:val="17"/>
               </w:rPr>
-              <w:t>-277,932千円</w:t>
+              <w:t>639</w:t>
             </w:r>
           </w:p>
         </w:tc>
@@ -1917,7 +1315,1039 @@
               <w:rPr>
                 <w:sz w:val="17"/>
               </w:rPr>
-              <w:t>-524円</w:t>
+              <w:t>0.6649</w:t>
+            </w:r>
+          </w:p>
+        </w:tc>
+      </w:tr>
+      <w:tr>
+        <w:tc>
+          <w:tcPr>
+            <w:tcW w:type="dxa" w:w="2160"/>
+          </w:tcPr>
+          <w:p>
+            <w:r>
+              <w:rPr>
+                <w:sz w:val="17"/>
+              </w:rPr>
+              <w:t>2025年9月</w:t>
+            </w:r>
+          </w:p>
+        </w:tc>
+        <w:tc>
+          <w:tcPr>
+            <w:tcW w:type="dxa" w:w="2160"/>
+          </w:tcPr>
+          <w:p>
+            <w:pPr>
+              <w:jc w:val="right"/>
+            </w:pPr>
+            <w:r>
+              <w:rPr>
+                <w:sz w:val="17"/>
+              </w:rPr>
+              <w:t>862</w:t>
+            </w:r>
+          </w:p>
+        </w:tc>
+        <w:tc>
+          <w:tcPr>
+            <w:tcW w:type="dxa" w:w="2160"/>
+          </w:tcPr>
+          <w:p>
+            <w:pPr>
+              <w:jc w:val="right"/>
+            </w:pPr>
+            <w:r>
+              <w:rPr>
+                <w:sz w:val="17"/>
+              </w:rPr>
+              <w:t>645</w:t>
+            </w:r>
+          </w:p>
+        </w:tc>
+        <w:tc>
+          <w:tcPr>
+            <w:tcW w:type="dxa" w:w="2160"/>
+          </w:tcPr>
+          <w:p>
+            <w:pPr>
+              <w:jc w:val="right"/>
+            </w:pPr>
+            <w:r>
+              <w:rPr>
+                <w:sz w:val="17"/>
+              </w:rPr>
+              <w:t>0.7483</w:t>
+            </w:r>
+          </w:p>
+        </w:tc>
+      </w:tr>
+      <w:tr>
+        <w:tc>
+          <w:tcPr>
+            <w:tcW w:type="dxa" w:w="2160"/>
+          </w:tcPr>
+          <w:p>
+            <w:r>
+              <w:rPr>
+                <w:sz w:val="17"/>
+              </w:rPr>
+              <w:t>2025年10月</w:t>
+            </w:r>
+          </w:p>
+        </w:tc>
+        <w:tc>
+          <w:tcPr>
+            <w:tcW w:type="dxa" w:w="2160"/>
+          </w:tcPr>
+          <w:p>
+            <w:pPr>
+              <w:jc w:val="right"/>
+            </w:pPr>
+            <w:r>
+              <w:rPr>
+                <w:sz w:val="17"/>
+              </w:rPr>
+              <w:t>866</w:t>
+            </w:r>
+          </w:p>
+        </w:tc>
+        <w:tc>
+          <w:tcPr>
+            <w:tcW w:type="dxa" w:w="2160"/>
+          </w:tcPr>
+          <w:p>
+            <w:pPr>
+              <w:jc w:val="right"/>
+            </w:pPr>
+            <w:r>
+              <w:rPr>
+                <w:sz w:val="17"/>
+              </w:rPr>
+              <w:t>644</w:t>
+            </w:r>
+          </w:p>
+        </w:tc>
+        <w:tc>
+          <w:tcPr>
+            <w:tcW w:type="dxa" w:w="2160"/>
+          </w:tcPr>
+          <w:p>
+            <w:pPr>
+              <w:jc w:val="right"/>
+            </w:pPr>
+            <w:r>
+              <w:rPr>
+                <w:sz w:val="17"/>
+              </w:rPr>
+              <w:t>0.7436</w:t>
+            </w:r>
+          </w:p>
+        </w:tc>
+      </w:tr>
+      <w:tr>
+        <w:tc>
+          <w:tcPr>
+            <w:tcW w:type="dxa" w:w="2160"/>
+          </w:tcPr>
+          <w:p>
+            <w:r>
+              <w:rPr>
+                <w:sz w:val="17"/>
+              </w:rPr>
+              <w:t>2025年11月</w:t>
+            </w:r>
+          </w:p>
+        </w:tc>
+        <w:tc>
+          <w:tcPr>
+            <w:tcW w:type="dxa" w:w="2160"/>
+          </w:tcPr>
+          <w:p>
+            <w:pPr>
+              <w:jc w:val="right"/>
+            </w:pPr>
+            <w:r>
+              <w:rPr>
+                <w:sz w:val="17"/>
+              </w:rPr>
+              <w:t>866</w:t>
+            </w:r>
+          </w:p>
+        </w:tc>
+        <w:tc>
+          <w:tcPr>
+            <w:tcW w:type="dxa" w:w="2160"/>
+          </w:tcPr>
+          <w:p>
+            <w:pPr>
+              <w:jc w:val="right"/>
+            </w:pPr>
+            <w:r>
+              <w:rPr>
+                <w:sz w:val="17"/>
+              </w:rPr>
+              <w:t>648</w:t>
+            </w:r>
+          </w:p>
+        </w:tc>
+        <w:tc>
+          <w:tcPr>
+            <w:tcW w:type="dxa" w:w="2160"/>
+          </w:tcPr>
+          <w:p>
+            <w:pPr>
+              <w:jc w:val="right"/>
+            </w:pPr>
+            <w:r>
+              <w:rPr>
+                <w:sz w:val="17"/>
+              </w:rPr>
+              <w:t>0.7483</w:t>
+            </w:r>
+          </w:p>
+        </w:tc>
+      </w:tr>
+      <w:tr>
+        <w:tc>
+          <w:tcPr>
+            <w:tcW w:type="dxa" w:w="2160"/>
+          </w:tcPr>
+          <w:p>
+            <w:r>
+              <w:rPr>
+                <w:sz w:val="17"/>
+              </w:rPr>
+              <w:t>2025年12月</w:t>
+            </w:r>
+          </w:p>
+        </w:tc>
+        <w:tc>
+          <w:tcPr>
+            <w:tcW w:type="dxa" w:w="2160"/>
+          </w:tcPr>
+          <w:p>
+            <w:pPr>
+              <w:jc w:val="right"/>
+            </w:pPr>
+            <w:r>
+              <w:rPr>
+                <w:sz w:val="17"/>
+              </w:rPr>
+              <w:t>857</w:t>
+            </w:r>
+          </w:p>
+        </w:tc>
+        <w:tc>
+          <w:tcPr>
+            <w:tcW w:type="dxa" w:w="2160"/>
+          </w:tcPr>
+          <w:p>
+            <w:pPr>
+              <w:jc w:val="right"/>
+            </w:pPr>
+            <w:r>
+              <w:rPr>
+                <w:sz w:val="17"/>
+              </w:rPr>
+              <w:t>640</w:t>
+            </w:r>
+          </w:p>
+        </w:tc>
+        <w:tc>
+          <w:tcPr>
+            <w:tcW w:type="dxa" w:w="2160"/>
+          </w:tcPr>
+          <w:p>
+            <w:pPr>
+              <w:jc w:val="right"/>
+            </w:pPr>
+            <w:r>
+              <w:rPr>
+                <w:sz w:val="17"/>
+              </w:rPr>
+              <w:t>0.7468</w:t>
+            </w:r>
+          </w:p>
+        </w:tc>
+      </w:tr>
+      <w:tr>
+        <w:tc>
+          <w:tcPr>
+            <w:tcW w:type="dxa" w:w="2160"/>
+          </w:tcPr>
+          <w:p>
+            <w:r>
+              <w:rPr>
+                <w:sz w:val="17"/>
+              </w:rPr>
+              <w:t>2026年1月</w:t>
+            </w:r>
+          </w:p>
+        </w:tc>
+        <w:tc>
+          <w:tcPr>
+            <w:tcW w:type="dxa" w:w="2160"/>
+          </w:tcPr>
+          <w:p>
+            <w:pPr>
+              <w:jc w:val="right"/>
+            </w:pPr>
+            <w:r>
+              <w:rPr>
+                <w:sz w:val="17"/>
+              </w:rPr>
+              <w:t>854</w:t>
+            </w:r>
+          </w:p>
+        </w:tc>
+        <w:tc>
+          <w:tcPr>
+            <w:tcW w:type="dxa" w:w="2160"/>
+          </w:tcPr>
+          <w:p>
+            <w:pPr>
+              <w:jc w:val="right"/>
+            </w:pPr>
+            <w:r>
+              <w:rPr>
+                <w:sz w:val="17"/>
+              </w:rPr>
+              <w:t>640</w:t>
+            </w:r>
+          </w:p>
+        </w:tc>
+        <w:tc>
+          <w:tcPr>
+            <w:tcW w:type="dxa" w:w="2160"/>
+          </w:tcPr>
+          <w:p>
+            <w:pPr>
+              <w:jc w:val="right"/>
+            </w:pPr>
+            <w:r>
+              <w:rPr>
+                <w:sz w:val="17"/>
+              </w:rPr>
+              <w:t>0.7494</w:t>
+            </w:r>
+          </w:p>
+        </w:tc>
+      </w:tr>
+      <w:tr>
+        <w:tc>
+          <w:tcPr>
+            <w:tcW w:type="dxa" w:w="2160"/>
+          </w:tcPr>
+          <w:p>
+            <w:r>
+              <w:rPr>
+                <w:sz w:val="17"/>
+              </w:rPr>
+              <w:t>2026年2月</w:t>
+            </w:r>
+          </w:p>
+        </w:tc>
+        <w:tc>
+          <w:tcPr>
+            <w:tcW w:type="dxa" w:w="2160"/>
+          </w:tcPr>
+          <w:p>
+            <w:pPr>
+              <w:jc w:val="right"/>
+            </w:pPr>
+            <w:r>
+              <w:rPr>
+                <w:sz w:val="17"/>
+              </w:rPr>
+              <w:t>827</w:t>
+            </w:r>
+          </w:p>
+        </w:tc>
+        <w:tc>
+          <w:tcPr>
+            <w:tcW w:type="dxa" w:w="2160"/>
+          </w:tcPr>
+          <w:p>
+            <w:pPr>
+              <w:jc w:val="right"/>
+            </w:pPr>
+            <w:r>
+              <w:rPr>
+                <w:sz w:val="17"/>
+              </w:rPr>
+              <w:t>634</w:t>
+            </w:r>
+          </w:p>
+        </w:tc>
+        <w:tc>
+          <w:tcPr>
+            <w:tcW w:type="dxa" w:w="2160"/>
+          </w:tcPr>
+          <w:p>
+            <w:pPr>
+              <w:jc w:val="right"/>
+            </w:pPr>
+            <w:r>
+              <w:rPr>
+                <w:sz w:val="17"/>
+              </w:rPr>
+              <w:t>0.7666</w:t>
+            </w:r>
+          </w:p>
+        </w:tc>
+      </w:tr>
+      <w:tr>
+        <w:tc>
+          <w:tcPr>
+            <w:tcW w:type="dxa" w:w="2160"/>
+          </w:tcPr>
+          <w:p>
+            <w:r>
+              <w:rPr>
+                <w:sz w:val="17"/>
+              </w:rPr>
+              <w:t>2026年3月</w:t>
+            </w:r>
+          </w:p>
+        </w:tc>
+        <w:tc>
+          <w:tcPr>
+            <w:tcW w:type="dxa" w:w="2160"/>
+          </w:tcPr>
+          <w:p>
+            <w:pPr>
+              <w:jc w:val="right"/>
+            </w:pPr>
+            <w:r>
+              <w:rPr>
+                <w:sz w:val="17"/>
+              </w:rPr>
+              <w:t>816</w:t>
+            </w:r>
+          </w:p>
+        </w:tc>
+        <w:tc>
+          <w:tcPr>
+            <w:tcW w:type="dxa" w:w="2160"/>
+          </w:tcPr>
+          <w:p>
+            <w:pPr>
+              <w:jc w:val="right"/>
+            </w:pPr>
+            <w:r>
+              <w:rPr>
+                <w:sz w:val="17"/>
+              </w:rPr>
+              <w:t>621</w:t>
+            </w:r>
+          </w:p>
+        </w:tc>
+        <w:tc>
+          <w:tcPr>
+            <w:tcW w:type="dxa" w:w="2160"/>
+          </w:tcPr>
+          <w:p>
+            <w:pPr>
+              <w:jc w:val="right"/>
+            </w:pPr>
+            <w:r>
+              <w:rPr>
+                <w:sz w:val="17"/>
+              </w:rPr>
+              <w:t>0.7610</w:t>
+            </w:r>
+          </w:p>
+        </w:tc>
+      </w:tr>
+      <w:tr>
+        <w:tc>
+          <w:tcPr>
+            <w:tcW w:type="dxa" w:w="2160"/>
+          </w:tcPr>
+          <w:p>
+            <w:r>
+              <w:rPr>
+                <w:sz w:val="17"/>
+              </w:rPr>
+              <w:t>2026年4月</w:t>
+            </w:r>
+          </w:p>
+        </w:tc>
+        <w:tc>
+          <w:tcPr>
+            <w:tcW w:type="dxa" w:w="2160"/>
+          </w:tcPr>
+          <w:p>
+            <w:pPr>
+              <w:jc w:val="right"/>
+            </w:pPr>
+            <w:r>
+              <w:rPr>
+                <w:sz w:val="17"/>
+              </w:rPr>
+              <w:t>804</w:t>
+            </w:r>
+          </w:p>
+        </w:tc>
+        <w:tc>
+          <w:tcPr>
+            <w:tcW w:type="dxa" w:w="2160"/>
+          </w:tcPr>
+          <w:p>
+            <w:pPr>
+              <w:jc w:val="right"/>
+            </w:pPr>
+            <w:r>
+              <w:rPr>
+                <w:sz w:val="17"/>
+              </w:rPr>
+              <w:t>628</w:t>
+            </w:r>
+          </w:p>
+        </w:tc>
+        <w:tc>
+          <w:tcPr>
+            <w:tcW w:type="dxa" w:w="2160"/>
+          </w:tcPr>
+          <w:p>
+            <w:pPr>
+              <w:jc w:val="right"/>
+            </w:pPr>
+            <w:r>
+              <w:rPr>
+                <w:sz w:val="17"/>
+              </w:rPr>
+              <w:t>0.7811</w:t>
+            </w:r>
+          </w:p>
+        </w:tc>
+      </w:tr>
+      <w:tr>
+        <w:tc>
+          <w:tcPr>
+            <w:tcW w:type="dxa" w:w="2160"/>
+          </w:tcPr>
+          <w:p>
+            <w:r>
+              <w:rPr>
+                <w:sz w:val="17"/>
+              </w:rPr>
+              <w:t>2026年5月</w:t>
+            </w:r>
+          </w:p>
+        </w:tc>
+        <w:tc>
+          <w:tcPr>
+            <w:tcW w:type="dxa" w:w="2160"/>
+          </w:tcPr>
+          <w:p>
+            <w:pPr>
+              <w:jc w:val="right"/>
+            </w:pPr>
+            <w:r>
+              <w:rPr>
+                <w:sz w:val="17"/>
+              </w:rPr>
+              <w:t>792</w:t>
+            </w:r>
+          </w:p>
+        </w:tc>
+        <w:tc>
+          <w:tcPr>
+            <w:tcW w:type="dxa" w:w="2160"/>
+          </w:tcPr>
+          <w:p>
+            <w:pPr>
+              <w:jc w:val="right"/>
+            </w:pPr>
+            <w:r>
+              <w:rPr>
+                <w:sz w:val="17"/>
+              </w:rPr>
+              <w:t>626</w:t>
+            </w:r>
+          </w:p>
+        </w:tc>
+        <w:tc>
+          <w:tcPr>
+            <w:tcW w:type="dxa" w:w="2160"/>
+          </w:tcPr>
+          <w:p>
+            <w:pPr>
+              <w:jc w:val="right"/>
+            </w:pPr>
+            <w:r>
+              <w:rPr>
+                <w:sz w:val="17"/>
+              </w:rPr>
+              <w:t>0.7904</w:t>
+            </w:r>
+          </w:p>
+        </w:tc>
+      </w:tr>
+      <w:tr>
+        <w:tc>
+          <w:tcPr>
+            <w:tcW w:type="dxa" w:w="2160"/>
+          </w:tcPr>
+          <w:p>
+            <w:r>
+              <w:rPr>
+                <w:sz w:val="17"/>
+              </w:rPr>
+              <w:t>2026年6月</w:t>
+            </w:r>
+          </w:p>
+        </w:tc>
+        <w:tc>
+          <w:tcPr>
+            <w:tcW w:type="dxa" w:w="2160"/>
+          </w:tcPr>
+          <w:p>
+            <w:pPr>
+              <w:jc w:val="right"/>
+            </w:pPr>
+            <w:r>
+              <w:rPr>
+                <w:sz w:val="17"/>
+              </w:rPr>
+              <w:t>791</w:t>
+            </w:r>
+          </w:p>
+        </w:tc>
+        <w:tc>
+          <w:tcPr>
+            <w:tcW w:type="dxa" w:w="2160"/>
+          </w:tcPr>
+          <w:p>
+            <w:pPr>
+              <w:jc w:val="right"/>
+            </w:pPr>
+            <w:r>
+              <w:rPr>
+                <w:sz w:val="17"/>
+              </w:rPr>
+              <w:t>624</w:t>
+            </w:r>
+          </w:p>
+        </w:tc>
+        <w:tc>
+          <w:tcPr>
+            <w:tcW w:type="dxa" w:w="2160"/>
+          </w:tcPr>
+          <w:p>
+            <w:pPr>
+              <w:jc w:val="right"/>
+            </w:pPr>
+            <w:r>
+              <w:rPr>
+                <w:sz w:val="17"/>
+              </w:rPr>
+              <w:t>0.7889</w:t>
+            </w:r>
+          </w:p>
+        </w:tc>
+      </w:tr>
+      <w:tr>
+        <w:tc>
+          <w:tcPr>
+            <w:tcW w:type="dxa" w:w="2160"/>
+          </w:tcPr>
+          <w:p>
+            <w:r>
+              <w:rPr>
+                <w:sz w:val="17"/>
+              </w:rPr>
+              <w:t>2026年7月</w:t>
+            </w:r>
+          </w:p>
+        </w:tc>
+        <w:tc>
+          <w:tcPr>
+            <w:tcW w:type="dxa" w:w="2160"/>
+          </w:tcPr>
+          <w:p>
+            <w:pPr>
+              <w:jc w:val="right"/>
+            </w:pPr>
+            <w:r>
+              <w:rPr>
+                <w:sz w:val="17"/>
+              </w:rPr>
+              <w:t>794</w:t>
+            </w:r>
+          </w:p>
+        </w:tc>
+        <w:tc>
+          <w:tcPr>
+            <w:tcW w:type="dxa" w:w="2160"/>
+          </w:tcPr>
+          <w:p>
+            <w:pPr>
+              <w:jc w:val="right"/>
+            </w:pPr>
+            <w:r>
+              <w:rPr>
+                <w:sz w:val="17"/>
+              </w:rPr>
+              <w:t>612</w:t>
+            </w:r>
+          </w:p>
+        </w:tc>
+        <w:tc>
+          <w:tcPr>
+            <w:tcW w:type="dxa" w:w="2160"/>
+          </w:tcPr>
+          <w:p>
+            <w:pPr>
+              <w:jc w:val="right"/>
+            </w:pPr>
+            <w:r>
+              <w:rPr>
+                <w:sz w:val="17"/>
+              </w:rPr>
+              <w:t>0.7708</w:t>
+            </w:r>
+          </w:p>
+        </w:tc>
+      </w:tr>
+    </w:tbl>
+    <w:p/>
+    <w:tbl>
+      <w:tblPr>
+        <w:tblStyle w:val="TableGrid"/>
+        <w:tblW w:type="auto" w:w="0"/>
+        <w:tblLook w:firstColumn="1" w:firstRow="1" w:lastColumn="0" w:lastRow="0" w:noHBand="0" w:noVBand="1" w:val="04A0"/>
+      </w:tblPr>
+      <w:tblGrid>
+        <w:gridCol w:w="1728"/>
+        <w:gridCol w:w="1728"/>
+        <w:gridCol w:w="1728"/>
+        <w:gridCol w:w="1728"/>
+        <w:gridCol w:w="1728"/>
+      </w:tblGrid>
+      <w:tr>
+        <w:tc>
+          <w:tcPr>
+            <w:tcW w:type="dxa" w:w="1728"/>
+          </w:tcPr>
+          <w:p>
+            <w:pPr>
+              <w:jc w:val="center"/>
+            </w:pPr>
+            <w:r>
+              <w:rPr>
+                <w:b/>
+                <w:sz w:val="17"/>
+              </w:rPr>
+              <w:t>区間</w:t>
+            </w:r>
+          </w:p>
+        </w:tc>
+        <w:tc>
+          <w:tcPr>
+            <w:tcW w:type="dxa" w:w="1728"/>
+          </w:tcPr>
+          <w:p>
+            <w:pPr>
+              <w:jc w:val="center"/>
+            </w:pPr>
+            <w:r>
+              <w:rPr>
+                <w:b/>
+                <w:sz w:val="17"/>
+              </w:rPr>
+              <w:t>月数</w:t>
+            </w:r>
+          </w:p>
+        </w:tc>
+        <w:tc>
+          <w:tcPr>
+            <w:tcW w:type="dxa" w:w="1728"/>
+          </w:tcPr>
+          <w:p>
+            <w:pPr>
+              <w:jc w:val="center"/>
+            </w:pPr>
+            <w:r>
+              <w:rPr>
+                <w:b/>
+                <w:sz w:val="17"/>
+              </w:rPr>
+              <w:t>認定者数（月平均）</w:t>
+            </w:r>
+          </w:p>
+        </w:tc>
+        <w:tc>
+          <w:tcPr>
+            <w:tcW w:type="dxa" w:w="1728"/>
+          </w:tcPr>
+          <w:p>
+            <w:pPr>
+              <w:jc w:val="center"/>
+            </w:pPr>
+            <w:r>
+              <w:rPr>
+                <w:b/>
+                <w:sz w:val="17"/>
+              </w:rPr>
+              <w:t>受給者数計（月平均）</w:t>
+            </w:r>
+          </w:p>
+        </w:tc>
+        <w:tc>
+          <w:tcPr>
+            <w:tcW w:type="dxa" w:w="1728"/>
+          </w:tcPr>
+          <w:p>
+            <w:pPr>
+              <w:jc w:val="center"/>
+            </w:pPr>
+            <w:r>
+              <w:rPr>
+                <w:b/>
+                <w:sz w:val="17"/>
+              </w:rPr>
+              <w:t>利用率</w:t>
+            </w:r>
+          </w:p>
+        </w:tc>
+      </w:tr>
+      <w:tr>
+        <w:tc>
+          <w:tcPr>
+            <w:tcW w:type="dxa" w:w="1728"/>
+          </w:tcPr>
+          <w:p>
+            <w:r>
+              <w:rPr>
+                <w:sz w:val="17"/>
+              </w:rPr>
+              <w:t>断層前　202404〜202508</w:t>
+            </w:r>
+          </w:p>
+        </w:tc>
+        <w:tc>
+          <w:tcPr>
+            <w:tcW w:type="dxa" w:w="1728"/>
+          </w:tcPr>
+          <w:p>
+            <w:pPr>
+              <w:jc w:val="right"/>
+            </w:pPr>
+            <w:r>
+              <w:rPr>
+                <w:sz w:val="17"/>
+              </w:rPr>
+              <w:t>17か月</w:t>
+            </w:r>
+          </w:p>
+        </w:tc>
+        <w:tc>
+          <w:tcPr>
+            <w:tcW w:type="dxa" w:w="1728"/>
+          </w:tcPr>
+          <w:p>
+            <w:pPr>
+              <w:jc w:val="right"/>
+            </w:pPr>
+            <w:r>
+              <w:rPr>
+                <w:sz w:val="17"/>
+              </w:rPr>
+              <w:t>936.6</w:t>
+            </w:r>
+          </w:p>
+        </w:tc>
+        <w:tc>
+          <w:tcPr>
+            <w:tcW w:type="dxa" w:w="1728"/>
+          </w:tcPr>
+          <w:p>
+            <w:pPr>
+              <w:jc w:val="right"/>
+            </w:pPr>
+            <w:r>
+              <w:rPr>
+                <w:sz w:val="17"/>
+              </w:rPr>
+              <w:t>658.9</w:t>
+            </w:r>
+          </w:p>
+        </w:tc>
+        <w:tc>
+          <w:tcPr>
+            <w:tcW w:type="dxa" w:w="1728"/>
+          </w:tcPr>
+          <w:p>
+            <w:pPr>
+              <w:jc w:val="right"/>
+            </w:pPr>
+            <w:r>
+              <w:rPr>
+                <w:sz w:val="17"/>
+              </w:rPr>
+              <w:t>0.7034</w:t>
+            </w:r>
+          </w:p>
+        </w:tc>
+      </w:tr>
+      <w:tr>
+        <w:tc>
+          <w:tcPr>
+            <w:tcW w:type="dxa" w:w="1728"/>
+          </w:tcPr>
+          <w:p>
+            <w:r>
+              <w:rPr>
+                <w:sz w:val="17"/>
+              </w:rPr>
+              <w:t>断層後　202509〜202607</w:t>
+            </w:r>
+          </w:p>
+        </w:tc>
+        <w:tc>
+          <w:tcPr>
+            <w:tcW w:type="dxa" w:w="1728"/>
+          </w:tcPr>
+          <w:p>
+            <w:pPr>
+              <w:jc w:val="right"/>
+            </w:pPr>
+            <w:r>
+              <w:rPr>
+                <w:sz w:val="17"/>
+              </w:rPr>
+              <w:t>11か月</w:t>
+            </w:r>
+          </w:p>
+        </w:tc>
+        <w:tc>
+          <w:tcPr>
+            <w:tcW w:type="dxa" w:w="1728"/>
+          </w:tcPr>
+          <w:p>
+            <w:pPr>
+              <w:jc w:val="right"/>
+            </w:pPr>
+            <w:r>
+              <w:rPr>
+                <w:sz w:val="17"/>
+              </w:rPr>
+              <w:t>829.9</w:t>
+            </w:r>
+          </w:p>
+        </w:tc>
+        <w:tc>
+          <w:tcPr>
+            <w:tcW w:type="dxa" w:w="1728"/>
+          </w:tcPr>
+          <w:p>
+            <w:pPr>
+              <w:jc w:val="right"/>
+            </w:pPr>
+            <w:r>
+              <w:rPr>
+                <w:sz w:val="17"/>
+              </w:rPr>
+              <w:t>632.9</w:t>
+            </w:r>
+          </w:p>
+        </w:tc>
+        <w:tc>
+          <w:tcPr>
+            <w:tcW w:type="dxa" w:w="1728"/>
+          </w:tcPr>
+          <w:p>
+            <w:pPr>
+              <w:jc w:val="right"/>
+            </w:pPr>
+            <w:r>
+              <w:rPr>
+                <w:sz w:val="17"/>
+              </w:rPr>
+              <w:t>0.7626</w:t>
+            </w:r>
+          </w:p>
+        </w:tc>
+      </w:tr>
+      <w:tr>
+        <w:tc>
+          <w:tcPr>
+            <w:tcW w:type="dxa" w:w="1728"/>
+          </w:tcPr>
+          <w:p>
+            <w:r>
+              <w:rPr>
+                <w:sz w:val="17"/>
+              </w:rPr>
+              <w:t>変化</w:t>
+            </w:r>
+          </w:p>
+        </w:tc>
+        <w:tc>
+          <w:tcPr>
+            <w:tcW w:type="dxa" w:w="1728"/>
+          </w:tcPr>
+          <w:p>
+            <w:pPr>
+              <w:jc w:val="right"/>
+            </w:pPr>
+            <w:r>
+              <w:rPr>
+                <w:sz w:val="17"/>
+              </w:rPr>
+              <w:t>―</w:t>
+            </w:r>
+          </w:p>
+        </w:tc>
+        <w:tc>
+          <w:tcPr>
+            <w:tcW w:type="dxa" w:w="1728"/>
+          </w:tcPr>
+          <w:p>
+            <w:pPr>
+              <w:jc w:val="right"/>
+            </w:pPr>
+            <w:r>
+              <w:rPr>
+                <w:sz w:val="17"/>
+              </w:rPr>
+              <w:t>-11.4%</w:t>
+            </w:r>
+          </w:p>
+        </w:tc>
+        <w:tc>
+          <w:tcPr>
+            <w:tcW w:type="dxa" w:w="1728"/>
+          </w:tcPr>
+          <w:p>
+            <w:pPr>
+              <w:jc w:val="right"/>
+            </w:pPr>
+            <w:r>
+              <w:rPr>
+                <w:sz w:val="17"/>
+              </w:rPr>
+              <w:t>-3.9%</w:t>
+            </w:r>
+          </w:p>
+        </w:tc>
+        <w:tc>
+          <w:tcPr>
+            <w:tcW w:type="dxa" w:w="1728"/>
+          </w:tcPr>
+          <w:p>
+            <w:pPr>
+              <w:jc w:val="right"/>
+            </w:pPr>
+            <w:r>
+              <w:rPr>
+                <w:sz w:val="17"/>
+              </w:rPr>
+              <w:t>+8.4%</w:t>
             </w:r>
           </w:p>
         </w:tc>
@@ -1925,14 +2355,170 @@
     </w:tbl>
     <w:p>
       <w:r>
-        <w:t>**どちらを採るかは、令和7年8〜9月の認定者数の計上方法が変わったかどうかで決まります。**変わっていないなら認定者ベースが正しく、変わっているなら当方の第1号被保険者ベースが安全です。資料一覧の B17（データ訂正・欠測・異常値の説明）で町に確認する項目です。</w:t>
+        <w:t>**認定者数が11.4％減る一方、受給者数計は3.9％しか減っていません。**令和7年8月審査分から9月審査分にかけて認定者数は961人から862人へ99人減りますが、受給者数計は639人から645人へ増えています。月ごとの利用率は0.66前後で推移していたものが9月に0.748へ跳ね、断層前後の平均で+8.4%動いています。</w:t>
       </w:r>
     </w:p>
     <w:p>
       <w:r>
-        <w:t>見える化システムに入力すると認定者ベースの推計が出ますので、当方の値と一致しません。**この差をどう扱うか（施策反映で寄せるか、直接入力に切り替えるか、認定者ベースを採るか）を入力の前に決めてください。**</w:t>
+        <w:t>**段差は分母にだけあり、実際の利用は連続しています。**認定者数の計上の仕方が変わったとみるのが自然です。とくに女性の95歳以上が129人から105人へ24人（18.6％）減っており、自然減では説明がつきません。</w:t>
       </w:r>
     </w:p>
+    <w:p>
+      <w:r>
+        <w:t>ここから3つのことが言えます。</w:t>
+      </w:r>
+    </w:p>
+    <w:p>
+      <w:r>
+        <w:t>**第一に、3段の連鎖は断層に強い。**認定率が下がると利用率が同じだけ上がるため、両方を断層の同じ側から採れば積は変わりません。分母を認定者数にすること自体が危ないのではなく、**基準期間が断層をまたぐことが危ない**のです。</w:t>
+      </w:r>
+    </w:p>
+    <w:p>
+      <w:r>
+        <w:t>**第二に、当方が基準期間を令和5〜7年度としているのは、この点で不利です。**基準期間の認定率25.45％は断層前の26〜27％と断層後の23.00％の平均で、どちらの水準でもありません。</w:t>
+      </w:r>
+    </w:p>
+    <w:p>
+      <w:r>
+        <w:t>**第三に、それでも小野町では答えがほとんど変わりません。**認定率が将来ほぼ横ばいだからです（第2章）。差は総給付費の3年計で-1.0％、保険料で月額-59円です。</w:t>
+      </w:r>
+    </w:p>
+    <w:p>
+      <w:r>
+        <w:t>当面の扱いを次のとおりとします。</w:t>
+      </w:r>
+    </w:p>
+    <w:tbl>
+      <w:tblPr>
+        <w:tblStyle w:val="TableGrid"/>
+        <w:tblW w:type="auto" w:w="0"/>
+        <w:tblLook w:firstColumn="1" w:firstRow="1" w:lastColumn="0" w:lastRow="0" w:noHBand="0" w:noVBand="1" w:val="04A0"/>
+      </w:tblPr>
+      <w:tblGrid>
+        <w:gridCol w:w="4320"/>
+        <w:gridCol w:w="4320"/>
+      </w:tblGrid>
+      <w:tr>
+        <w:tc>
+          <w:tcPr>
+            <w:tcW w:type="dxa" w:w="4320"/>
+          </w:tcPr>
+          <w:p>
+            <w:pPr>
+              <w:jc w:val="center"/>
+            </w:pPr>
+            <w:r>
+              <w:rPr>
+                <w:b/>
+                <w:sz w:val="17"/>
+              </w:rPr>
+              <w:t>時点</w:t>
+            </w:r>
+          </w:p>
+        </w:tc>
+        <w:tc>
+          <w:tcPr>
+            <w:tcW w:type="dxa" w:w="4320"/>
+          </w:tcPr>
+          <w:p>
+            <w:pPr>
+              <w:jc w:val="center"/>
+            </w:pPr>
+            <w:r>
+              <w:rPr>
+                <w:b/>
+                <w:sz w:val="17"/>
+              </w:rPr>
+              <w:t>扱い</w:t>
+            </w:r>
+          </w:p>
+        </w:tc>
+      </w:tr>
+      <w:tr>
+        <w:tc>
+          <w:tcPr>
+            <w:tcW w:type="dxa" w:w="4320"/>
+          </w:tcPr>
+          <w:p>
+            <w:r>
+              <w:rPr>
+                <w:sz w:val="17"/>
+              </w:rPr>
+              <w:t>現在</w:t>
+            </w:r>
+          </w:p>
+        </w:tc>
+        <w:tc>
+          <w:tcPr>
+            <w:tcW w:type="dxa" w:w="4320"/>
+          </w:tcPr>
+          <w:p>
+            <w:r>
+              <w:rPr>
+                <w:sz w:val="17"/>
+              </w:rPr>
+              <w:t>**第1号被保険者1人当たりの受給率による現行の算定を据え置く。**認定者数の計上方法が確認できていないため、断層をまたぐ認定率を3段に分解して使うより、受給率のまま置くほうが誤りが少ない。見える化の3段連鎖との差は月額59円</w:t>
+            </w:r>
+          </w:p>
+        </w:tc>
+      </w:tr>
+      <w:tr>
+        <w:tc>
+          <w:tcPr>
+            <w:tcW w:type="dxa" w:w="4320"/>
+          </w:tcPr>
+          <w:p>
+            <w:r>
+              <w:rPr>
+                <w:sz w:val="17"/>
+              </w:rPr>
+              <w:t>計上方法が確認できたら（資料一覧 B17）</w:t>
+            </w:r>
+          </w:p>
+        </w:tc>
+        <w:tc>
+          <w:tcPr>
+            <w:tcW w:type="dxa" w:w="4320"/>
+          </w:tcPr>
+          <w:p>
+            <w:r>
+              <w:rPr>
+                <w:sz w:val="17"/>
+              </w:rPr>
+              <w:t>**3段連鎖に組み替える。**断層前の認定者数を新しい基準へ引き直し、認定率と利用率を同じ基準の上でそろえる。国保連月報の断層後11か月（審査202509〜202607）で利用率を置ける</w:t>
+            </w:r>
+          </w:p>
+        </w:tc>
+      </w:tr>
+      <w:tr>
+        <w:tc>
+          <w:tcPr>
+            <w:tcW w:type="dxa" w:w="4320"/>
+          </w:tcPr>
+          <w:p>
+            <w:r>
+              <w:rPr>
+                <w:sz w:val="17"/>
+              </w:rPr>
+              <w:t>小野町の見える化画面が受領できたら（A07・A08）</w:t>
+            </w:r>
+          </w:p>
+        </w:tc>
+        <w:tc>
+          <w:tcPr>
+            <w:tcW w:type="dxa" w:w="4320"/>
+          </w:tcPr>
+          <w:p>
+            <w:r>
+              <w:rPr>
+                <w:sz w:val="17"/>
+              </w:rPr>
+              <w:t>**在宅サービスの利用率の分母を、認定者数−施設・居住系利用者数に改める。**当方はこの残余構造を持っていない。受給者の状況その2の居宅・地域密着型・施設の内訳から組める</w:t>
+            </w:r>
+          </w:p>
+        </w:tc>
+      </w:tr>
+    </w:tbl>
     <w:p>
       <w:pPr>
         <w:pStyle w:val="Heading1"/>
@@ -4388,12 +4974,623 @@
         <w:rPr>
           <w:rFonts w:ascii="游ゴシック" w:hAnsi="游ゴシック" w:eastAsia="游ゴシック"/>
         </w:rPr>
-        <w:t>11　ご確認いただきたいこと</w:t>
+        <w:t>11　見える化システムの分母の2系統（逆算による確認の記録）</w:t>
       </w:r>
     </w:p>
     <w:p>
       <w:r>
-        <w:t>1　需要の分母を、認定者数と第1号被保険者数のどちらで置くか。小野町では保険料基準額で月額524円の差が出ます。令和7年8〜9月の認定者数の計上方法が変わったかどうかの確認（B17）が先です。</w:t>
+        <w:t>他団体の試算での逆算により、見える化システムには分母の違う率が2系統あり、混ぜると合わないことが確かめられています。記録として残します。</w:t>
+      </w:r>
+    </w:p>
+    <w:tbl>
+      <w:tblPr>
+        <w:tblStyle w:val="TableGrid"/>
+        <w:tblW w:type="auto" w:w="0"/>
+        <w:tblLook w:firstColumn="1" w:firstRow="1" w:lastColumn="0" w:lastRow="0" w:noHBand="0" w:noVBand="1" w:val="04A0"/>
+      </w:tblPr>
+      <w:tblGrid>
+        <w:gridCol w:w="2160"/>
+        <w:gridCol w:w="2160"/>
+        <w:gridCol w:w="2160"/>
+        <w:gridCol w:w="2160"/>
+      </w:tblGrid>
+      <w:tr>
+        <w:tc>
+          <w:tcPr>
+            <w:tcW w:type="dxa" w:w="2160"/>
+          </w:tcPr>
+          <w:p>
+            <w:pPr>
+              <w:jc w:val="center"/>
+            </w:pPr>
+            <w:r>
+              <w:rPr>
+                <w:b/>
+                <w:sz w:val="17"/>
+              </w:rPr>
+              <w:t>系統</w:t>
+            </w:r>
+          </w:p>
+        </w:tc>
+        <w:tc>
+          <w:tcPr>
+            <w:tcW w:type="dxa" w:w="2160"/>
+          </w:tcPr>
+          <w:p>
+            <w:pPr>
+              <w:jc w:val="center"/>
+            </w:pPr>
+            <w:r>
+              <w:rPr>
+                <w:b/>
+                <w:sz w:val="17"/>
+              </w:rPr>
+              <w:t>指標</w:t>
+            </w:r>
+          </w:p>
+        </w:tc>
+        <w:tc>
+          <w:tcPr>
+            <w:tcW w:type="dxa" w:w="2160"/>
+          </w:tcPr>
+          <w:p>
+            <w:pPr>
+              <w:jc w:val="center"/>
+            </w:pPr>
+            <w:r>
+              <w:rPr>
+                <w:b/>
+                <w:sz w:val="17"/>
+              </w:rPr>
+              <w:t>分母</w:t>
+            </w:r>
+          </w:p>
+        </w:tc>
+        <w:tc>
+          <w:tcPr>
+            <w:tcW w:type="dxa" w:w="2160"/>
+          </w:tcPr>
+          <w:p>
+            <w:pPr>
+              <w:jc w:val="center"/>
+            </w:pPr>
+            <w:r>
+              <w:rPr>
+                <w:b/>
+                <w:sz w:val="17"/>
+              </w:rPr>
+              <w:t>用途</w:t>
+            </w:r>
+          </w:p>
+        </w:tc>
+      </w:tr>
+      <w:tr>
+        <w:tc>
+          <w:tcPr>
+            <w:tcW w:type="dxa" w:w="2160"/>
+          </w:tcPr>
+          <w:p>
+            <w:r>
+              <w:rPr>
+                <w:sz w:val="17"/>
+              </w:rPr>
+              <w:t>Ａ</w:t>
+            </w:r>
+          </w:p>
+        </w:tc>
+        <w:tc>
+          <w:tcPr>
+            <w:tcW w:type="dxa" w:w="2160"/>
+          </w:tcPr>
+          <w:p>
+            <w:r>
+              <w:rPr>
+                <w:sz w:val="17"/>
+              </w:rPr>
+              <w:t>要介護認定率</w:t>
+            </w:r>
+          </w:p>
+        </w:tc>
+        <w:tc>
+          <w:tcPr>
+            <w:tcW w:type="dxa" w:w="2160"/>
+          </w:tcPr>
+          <w:p>
+            <w:r>
+              <w:rPr>
+                <w:sz w:val="17"/>
+              </w:rPr>
+              <w:t>第1号被保険者数</w:t>
+            </w:r>
+          </w:p>
+        </w:tc>
+        <w:tc>
+          <w:tcPr>
+            <w:tcW w:type="dxa" w:w="2160"/>
+          </w:tcPr>
+          <w:p>
+            <w:r>
+              <w:rPr>
+                <w:sz w:val="17"/>
+              </w:rPr>
+              <w:t>実績の比較</w:t>
+            </w:r>
+          </w:p>
+        </w:tc>
+      </w:tr>
+      <w:tr>
+        <w:tc>
+          <w:tcPr>
+            <w:tcW w:type="dxa" w:w="2160"/>
+          </w:tcPr>
+          <w:p>
+            <w:r>
+              <w:rPr>
+                <w:sz w:val="17"/>
+              </w:rPr>
+              <w:t>Ａ</w:t>
+            </w:r>
+          </w:p>
+        </w:tc>
+        <w:tc>
+          <w:tcPr>
+            <w:tcW w:type="dxa" w:w="2160"/>
+          </w:tcPr>
+          <w:p>
+            <w:r>
+              <w:rPr>
+                <w:sz w:val="17"/>
+              </w:rPr>
+              <w:t>総括表詳細（２）の利用者数の割合／管理指標Ｄ32の受給率</w:t>
+            </w:r>
+          </w:p>
+        </w:tc>
+        <w:tc>
+          <w:tcPr>
+            <w:tcW w:type="dxa" w:w="2160"/>
+          </w:tcPr>
+          <w:p>
+            <w:r>
+              <w:rPr>
+                <w:sz w:val="17"/>
+              </w:rPr>
+              <w:t>第1号被保険者数</w:t>
+            </w:r>
+          </w:p>
+        </w:tc>
+        <w:tc>
+          <w:tcPr>
+            <w:tcW w:type="dxa" w:w="2160"/>
+          </w:tcPr>
+          <w:p>
+            <w:r>
+              <w:rPr>
+                <w:sz w:val="17"/>
+              </w:rPr>
+              <w:t>実績の比較</w:t>
+            </w:r>
+          </w:p>
+        </w:tc>
+      </w:tr>
+      <w:tr>
+        <w:tc>
+          <w:tcPr>
+            <w:tcW w:type="dxa" w:w="2160"/>
+          </w:tcPr>
+          <w:p>
+            <w:r>
+              <w:rPr>
+                <w:sz w:val="17"/>
+              </w:rPr>
+              <w:t>Ｂ</w:t>
+            </w:r>
+          </w:p>
+        </w:tc>
+        <w:tc>
+          <w:tcPr>
+            <w:tcW w:type="dxa" w:w="2160"/>
+          </w:tcPr>
+          <w:p>
+            <w:r>
+              <w:rPr>
+                <w:sz w:val="17"/>
+              </w:rPr>
+              <w:t>将来推計の「施設・居住系サービス利用率」</w:t>
+            </w:r>
+          </w:p>
+        </w:tc>
+        <w:tc>
+          <w:tcPr>
+            <w:tcW w:type="dxa" w:w="2160"/>
+          </w:tcPr>
+          <w:p>
+            <w:r>
+              <w:rPr>
+                <w:sz w:val="17"/>
+              </w:rPr>
+              <w:t>認定者数</w:t>
+            </w:r>
+          </w:p>
+        </w:tc>
+        <w:tc>
+          <w:tcPr>
+            <w:tcW w:type="dxa" w:w="2160"/>
+          </w:tcPr>
+          <w:p>
+            <w:r>
+              <w:rPr>
+                <w:sz w:val="17"/>
+              </w:rPr>
+              <w:t>見込量の算定</w:t>
+            </w:r>
+          </w:p>
+        </w:tc>
+      </w:tr>
+      <w:tr>
+        <w:tc>
+          <w:tcPr>
+            <w:tcW w:type="dxa" w:w="2160"/>
+          </w:tcPr>
+          <w:p>
+            <w:r>
+              <w:rPr>
+                <w:sz w:val="17"/>
+              </w:rPr>
+              <w:t>Ｂ</w:t>
+            </w:r>
+          </w:p>
+        </w:tc>
+        <w:tc>
+          <w:tcPr>
+            <w:tcW w:type="dxa" w:w="2160"/>
+          </w:tcPr>
+          <w:p>
+            <w:r>
+              <w:rPr>
+                <w:sz w:val="17"/>
+              </w:rPr>
+              <w:t>将来推計の「在宅サービス利用率」</w:t>
+            </w:r>
+          </w:p>
+        </w:tc>
+        <w:tc>
+          <w:tcPr>
+            <w:tcW w:type="dxa" w:w="2160"/>
+          </w:tcPr>
+          <w:p>
+            <w:r>
+              <w:rPr>
+                <w:sz w:val="17"/>
+              </w:rPr>
+              <w:t>認定者数 − 施設・居住系サービス利用者数</w:t>
+            </w:r>
+          </w:p>
+        </w:tc>
+        <w:tc>
+          <w:tcPr>
+            <w:tcW w:type="dxa" w:w="2160"/>
+          </w:tcPr>
+          <w:p>
+            <w:r>
+              <w:rPr>
+                <w:sz w:val="17"/>
+              </w:rPr>
+              <w:t>見込量の算定</w:t>
+            </w:r>
+          </w:p>
+        </w:tc>
+      </w:tr>
+    </w:tbl>
+    <w:p>
+      <w:r>
+        <w:t>逆算の根拠は次のとおりです。</w:t>
+      </w:r>
+    </w:p>
+    <w:tbl>
+      <w:tblPr>
+        <w:tblStyle w:val="TableGrid"/>
+        <w:tblW w:type="auto" w:w="0"/>
+        <w:tblLook w:firstColumn="1" w:firstRow="1" w:lastColumn="0" w:lastRow="0" w:noHBand="0" w:noVBand="1" w:val="04A0"/>
+      </w:tblPr>
+      <w:tblGrid>
+        <w:gridCol w:w="4320"/>
+        <w:gridCol w:w="4320"/>
+      </w:tblGrid>
+      <w:tr>
+        <w:tc>
+          <w:tcPr>
+            <w:tcW w:type="dxa" w:w="4320"/>
+          </w:tcPr>
+          <w:p>
+            <w:pPr>
+              <w:jc w:val="center"/>
+            </w:pPr>
+            <w:r>
+              <w:rPr>
+                <w:b/>
+                <w:sz w:val="17"/>
+              </w:rPr>
+              <w:t>№</w:t>
+            </w:r>
+          </w:p>
+        </w:tc>
+        <w:tc>
+          <w:tcPr>
+            <w:tcW w:type="dxa" w:w="4320"/>
+          </w:tcPr>
+          <w:p>
+            <w:pPr>
+              <w:jc w:val="center"/>
+            </w:pPr>
+            <w:r>
+              <w:rPr>
+                <w:b/>
+                <w:sz w:val="17"/>
+              </w:rPr>
+              <w:t>根拠</w:t>
+            </w:r>
+          </w:p>
+        </w:tc>
+      </w:tr>
+      <w:tr>
+        <w:tc>
+          <w:tcPr>
+            <w:tcW w:type="dxa" w:w="4320"/>
+          </w:tcPr>
+          <w:p>
+            <w:r>
+              <w:rPr>
+                <w:sz w:val="17"/>
+              </w:rPr>
+              <w:t>①</w:t>
+            </w:r>
+          </w:p>
+        </w:tc>
+        <w:tc>
+          <w:tcPr>
+            <w:tcW w:type="dxa" w:w="4320"/>
+          </w:tcPr>
+          <w:p>
+            <w:r>
+              <w:rPr>
+                <w:sz w:val="17"/>
+              </w:rPr>
+              <w:t>推計誤差シートの説明文が連鎖を明記している。「前年9月の認定率・利用率をその年の9月の第1号被保険者数に乗じて求めた推計値」——第1号被保険者数×認定率×利用率の3段である。第1号被保険者数を利用率の分母にすると二重に効く</w:t>
+            </w:r>
+          </w:p>
+        </w:tc>
+      </w:tr>
+      <w:tr>
+        <w:tc>
+          <w:tcPr>
+            <w:tcW w:type="dxa" w:w="4320"/>
+          </w:tcPr>
+          <w:p>
+            <w:r>
+              <w:rPr>
+                <w:sz w:val="17"/>
+              </w:rPr>
+              <w:t>②</w:t>
+            </w:r>
+          </w:p>
+        </w:tc>
+        <w:tc>
+          <w:tcPr>
+            <w:tcW w:type="dxa" w:w="4320"/>
+          </w:tcPr>
+          <w:p>
+            <w:r>
+              <w:rPr>
+                <w:sz w:val="17"/>
+              </w:rPr>
+              <w:t>総括表詳細（２）を逆算すると、施設・居住系・在宅の全系列で同じ分母（第1号被保険者数）になる。サービスによらず一定である</w:t>
+            </w:r>
+          </w:p>
+        </w:tc>
+      </w:tr>
+      <w:tr>
+        <w:tc>
+          <w:tcPr>
+            <w:tcW w:type="dxa" w:w="4320"/>
+          </w:tcPr>
+          <w:p>
+            <w:r>
+              <w:rPr>
+                <w:sz w:val="17"/>
+              </w:rPr>
+              <w:t>③</w:t>
+            </w:r>
+          </w:p>
+        </w:tc>
+        <w:tc>
+          <w:tcPr>
+            <w:tcW w:type="dxa" w:w="4320"/>
+          </w:tcPr>
+          <w:p>
+            <w:r>
+              <w:rPr>
+                <w:sz w:val="17"/>
+              </w:rPr>
+              <w:t>将来推計の在宅サービス利用率を大口サービスで逆算すると、第1号被保険者数でも認定者数でもなく、認定者数−施設・居住系利用者数に当たる。画面の設定順が（3）施設・居住系→（4）在宅であることとも整合する</w:t>
+            </w:r>
+          </w:p>
+        </w:tc>
+      </w:tr>
+    </w:tbl>
+    <w:p>
+      <w:r>
+        <w:t>見分け方は、実績値からの逆算が確実です。</w:t>
+      </w:r>
+    </w:p>
+    <w:tbl>
+      <w:tblPr>
+        <w:tblStyle w:val="TableGrid"/>
+        <w:tblW w:type="auto" w:w="0"/>
+        <w:tblLook w:firstColumn="1" w:firstRow="1" w:lastColumn="0" w:lastRow="0" w:noHBand="0" w:noVBand="1" w:val="04A0"/>
+      </w:tblPr>
+      <w:tblGrid>
+        <w:gridCol w:w="2880"/>
+        <w:gridCol w:w="2880"/>
+        <w:gridCol w:w="2880"/>
+      </w:tblGrid>
+      <w:tr>
+        <w:tc>
+          <w:tcPr>
+            <w:tcW w:type="dxa" w:w="2880"/>
+          </w:tcPr>
+          <w:p>
+            <w:pPr>
+              <w:jc w:val="center"/>
+            </w:pPr>
+            <w:r>
+              <w:rPr>
+                <w:b/>
+                <w:sz w:val="17"/>
+              </w:rPr>
+              <w:t>手がかり</w:t>
+            </w:r>
+          </w:p>
+        </w:tc>
+        <w:tc>
+          <w:tcPr>
+            <w:tcW w:type="dxa" w:w="2880"/>
+          </w:tcPr>
+          <w:p>
+            <w:pPr>
+              <w:jc w:val="center"/>
+            </w:pPr>
+            <w:r>
+              <w:rPr>
+                <w:b/>
+                <w:sz w:val="17"/>
+              </w:rPr>
+              <w:t>分母が第1号被保険者数</w:t>
+            </w:r>
+          </w:p>
+        </w:tc>
+        <w:tc>
+          <w:tcPr>
+            <w:tcW w:type="dxa" w:w="2880"/>
+          </w:tcPr>
+          <w:p>
+            <w:pPr>
+              <w:jc w:val="center"/>
+            </w:pPr>
+            <w:r>
+              <w:rPr>
+                <w:b/>
+                <w:sz w:val="17"/>
+              </w:rPr>
+              <w:t>分母が認定者数系</w:t>
+            </w:r>
+          </w:p>
+        </w:tc>
+      </w:tr>
+      <w:tr>
+        <w:tc>
+          <w:tcPr>
+            <w:tcW w:type="dxa" w:w="2880"/>
+          </w:tcPr>
+          <w:p>
+            <w:r>
+              <w:rPr>
+                <w:sz w:val="17"/>
+              </w:rPr>
+              <w:t>月平均利用者数 ÷ 率</w:t>
+            </w:r>
+          </w:p>
+        </w:tc>
+        <w:tc>
+          <w:tcPr>
+            <w:tcW w:type="dxa" w:w="2880"/>
+          </w:tcPr>
+          <w:p>
+            <w:r>
+              <w:rPr>
+                <w:sz w:val="17"/>
+              </w:rPr>
+              <w:t>被保険者数の桁（小野町なら3,400前後）</w:t>
+            </w:r>
+          </w:p>
+        </w:tc>
+        <w:tc>
+          <w:tcPr>
+            <w:tcW w:type="dxa" w:w="2880"/>
+          </w:tcPr>
+          <w:p>
+            <w:r>
+              <w:rPr>
+                <w:sz w:val="17"/>
+              </w:rPr>
+              <w:t>認定者数の桁（小野町なら800前後、在宅ならさらに施設・居住系を引いた数）</w:t>
+            </w:r>
+          </w:p>
+        </w:tc>
+      </w:tr>
+      <w:tr>
+        <w:tc>
+          <w:tcPr>
+            <w:tcW w:type="dxa" w:w="2880"/>
+          </w:tcPr>
+          <w:p>
+            <w:r>
+              <w:rPr>
+                <w:sz w:val="17"/>
+              </w:rPr>
+              <w:t>率の桁</w:t>
+            </w:r>
+          </w:p>
+        </w:tc>
+        <w:tc>
+          <w:tcPr>
+            <w:tcW w:type="dxa" w:w="2880"/>
+          </w:tcPr>
+          <w:p>
+            <w:r>
+              <w:rPr>
+                <w:sz w:val="17"/>
+              </w:rPr>
+              <w:t>認定率20％前後、利用者数の割合1〜7％</w:t>
+            </w:r>
+          </w:p>
+        </w:tc>
+        <w:tc>
+          <w:tcPr>
+            <w:tcW w:type="dxa" w:w="2880"/>
+          </w:tcPr>
+          <w:p>
+            <w:r>
+              <w:rPr>
+                <w:sz w:val="17"/>
+              </w:rPr>
+              <w:t>在宅サービス利用率0.02〜0.6</w:t>
+            </w:r>
+          </w:p>
+        </w:tc>
+      </w:tr>
+    </w:tbl>
+    <w:p>
+      <w:r>
+        <w:rPr>
+          <w:sz w:val="18"/>
+        </w:rPr>
+        <w:t>※ この逆算は他団体の画面の写しと参考シートによるもので、小野町の画面で確認したものではありません。**他団体の数値は本件の成果品には用いていません。**小野町の認証後画面（資料一覧 A07・A08）が受領できた時点で照合します。施設・居住系サービス利用率の分母が認定者数であることは、在宅が残余であることと画面の設定順から導いた推定であり、確認事項として残ります。認定率の分子に第2号被保険者の認定者を含むかも未決です。いずれも分母が第1号被保険者数である点（系統Ａ）は変わりません。</w:t>
+      </w:r>
+    </w:p>
+    <w:p>
+      <w:pPr>
+        <w:pStyle w:val="Heading1"/>
+      </w:pPr>
+      <w:r>
+        <w:rPr>
+          <w:rFonts w:ascii="游ゴシック" w:hAnsi="游ゴシック" w:eastAsia="游ゴシック"/>
+        </w:rPr>
+        <w:t>12　ご確認いただきたいこと</w:t>
+      </w:r>
+    </w:p>
+    <w:p>
+      <w:r>
+        <w:t>1　令和7年8〜9月の認定者数の計上方法が変わったかどうかの確認（B17）。**これが取れれば3段連鎖に組み替えます。**組み替えによる差は小野町では月額59円にとどまりますが、見える化の画面と当方の値を一致させるために必要です。</w:t>
       </w:r>
     </w:p>
     <w:p>

--- a/小野町_引継ぎ_整理済/04_算定・見込量/小野町_見える化入力前段一式のレビュー_20260915.docx
+++ b/小野町_引継ぎ_整理済/04_算定・見込量/小野町_見える化入力前段一式のレビュー_20260915.docx
@@ -437,7 +437,7 @@
               <w:rPr>
                 <w:sz w:val="17"/>
               </w:rPr>
-              <w:t>5,921円</w:t>
+              <w:t>5,927円</w:t>
             </w:r>
           </w:p>
         </w:tc>
@@ -516,7 +516,7 @@
               <w:rPr>
                 <w:sz w:val="17"/>
               </w:rPr>
-              <w:t>6,510円</w:t>
+              <w:t>6,511円</w:t>
             </w:r>
           </w:p>
         </w:tc>
@@ -595,7 +595,7 @@
               <w:rPr>
                 <w:sz w:val="17"/>
               </w:rPr>
-              <w:t>6,569円</w:t>
+              <w:t>6,570円</w:t>
             </w:r>
           </w:p>
         </w:tc>
@@ -603,7 +603,7 @@
     </w:tbl>
     <w:p>
       <w:r>
-        <w:t>**初版で「月額648円の差」と書いたのは、基準期間の認定率が令和7年9月の断層をまたいでいたためです。**断層後にそろえて比べると、総給付費の3年計で-29,176千円（-1.0％）、保険料基準額で月額-59円にとどまります。**小野町では両方式はほぼ同じ答えになります。**</w:t>
+        <w:t>**初版で「月額643円の差」と書いたのは、基準期間の認定率が令和7年9月の断層をまたいでいたためです。**断層後にそろえて比べると、総給付費の3年計で-29,176千円（-1.0％）、保険料基準額で月額-59円にとどまります。**小野町では両方式はほぼ同じ答えになります。**</w:t>
       </w:r>
     </w:p>
     <w:p>

--- a/小野町_引継ぎ_整理済/04_算定・見込量/小野町_見える化入力前段一式のレビュー_20260915.docx
+++ b/小野町_引継ぎ_整理済/04_算定・見込量/小野町_見える化入力前段一式のレビュー_20260915.docx
@@ -405,7 +405,7 @@
               <w:rPr>
                 <w:sz w:val="17"/>
               </w:rPr>
-              <w:t>0.8953</w:t>
+              <w:t>0.8907</w:t>
             </w:r>
           </w:p>
         </w:tc>
@@ -421,7 +421,7 @@
               <w:rPr>
                 <w:sz w:val="17"/>
               </w:rPr>
-              <w:t>2,729,381千円</w:t>
+              <w:t>2,715,374千円</w:t>
             </w:r>
           </w:p>
         </w:tc>
@@ -437,7 +437,7 @@
               <w:rPr>
                 <w:sz w:val="17"/>
               </w:rPr>
-              <w:t>5,927円</w:t>
+              <w:t>5,899円</w:t>
             </w:r>
           </w:p>
         </w:tc>
@@ -484,7 +484,7 @@
               <w:rPr>
                 <w:sz w:val="17"/>
               </w:rPr>
-              <w:t>0.9904</w:t>
+              <w:t>0.9853</w:t>
             </w:r>
           </w:p>
         </w:tc>
@@ -500,7 +500,7 @@
               <w:rPr>
                 <w:sz w:val="17"/>
               </w:rPr>
-              <w:t>3,019,242千円</w:t>
+              <w:t>3,003,749千円</w:t>
             </w:r>
           </w:p>
         </w:tc>
@@ -516,7 +516,7 @@
               <w:rPr>
                 <w:sz w:val="17"/>
               </w:rPr>
-              <w:t>6,511円</w:t>
+              <w:t>6,480円</w:t>
             </w:r>
           </w:p>
         </w:tc>
@@ -547,7 +547,7 @@
               <w:rPr>
                 <w:sz w:val="17"/>
               </w:rPr>
-              <w:t>22.78％</w:t>
+              <w:t>22.67％</w:t>
             </w:r>
           </w:p>
         </w:tc>
@@ -603,12 +603,12 @@
     </w:tbl>
     <w:p>
       <w:r>
-        <w:t>**初版で「月額643円の差」と書いたのは、基準期間の認定率が令和7年9月の断層をまたいでいたためです。**断層後にそろえて比べると、総給付費の3年計で-29,176千円（-1.0％）、保険料基準額で月額-59円にとどまります。**小野町では両方式はほぼ同じ答えになります。**</w:t>
+        <w:t>**初版で「月額671円の差」と書いたのは、基準期間の認定率が令和7年9月の断層をまたいでいたためです。**断層後にそろえて比べると、総給付費の3年計で-44,669千円（-1.5％）、保険料基準額で月額-90円にとどまります。**小野町では両方式はほぼ同じ答えになります。**</w:t>
       </w:r>
     </w:p>
     <w:p>
       <w:r>
-        <w:t>その理由は年齢構成です。小野町は85歳以上人口が令和5年度747人から令和11年度677人へ減り、75〜84歳が1,074人から1,217人へ増える局面にあります。**このため認定率がほとんど動きません**（断層後23.00％→第10期22.78％）。認定者数が高齢化で伸びる保険者とは向きが逆で、分母を取り違えたときに給付費が過小に出るという一般的な注意は、小野町ではほとんど効きません。ただし取り違え自体は同じく避けるべきです。</w:t>
+        <w:t>その理由は年齢構成です。小野町は85歳以上人口が令和5年度747人から令和11年度677人へ減り、75〜84歳が1,074人から1,217人へ増える局面にあります。**このため認定率がほとんど動きません**（断層後23.00％→第10期22.67％）。認定者数が高齢化で伸びる保険者とは向きが逆で、分母を取り違えたときに給付費が過小に出るという一般的な注意は、小野町ではほとんど効きません。ただし取り違え自体は同じく避けるべきです。</w:t>
       </w:r>
     </w:p>
     <w:p>
@@ -2380,7 +2380,7 @@
     </w:p>
     <w:p>
       <w:r>
-        <w:t>**第三に、それでも小野町では答えがほとんど変わりません。**認定率が将来ほぼ横ばいだからです（第2章）。差は総給付費の3年計で-1.0％、保険料で月額-59円です。</w:t>
+        <w:t>**第三に、それでも小野町では答えがほとんど変わりません。**認定率が将来ほぼ横ばいだからです（第2章）。差は総給付費の3年計で-1.5％、保険料で月額-90円です。</w:t>
       </w:r>
     </w:p>
     <w:p>
@@ -2457,7 +2457,7 @@
               <w:rPr>
                 <w:sz w:val="17"/>
               </w:rPr>
-              <w:t>**第1号被保険者1人当たりの受給率による現行の算定を据え置く。**認定者数の計上方法が確認できていないため、断層をまたぐ認定率を3段に分解して使うより、受給率のまま置くほうが誤りが少ない。見える化の3段連鎖との差は月額59円</w:t>
+              <w:t>**第1号被保険者1人当たりの受給率による現行の算定を据え置く。**認定者数の計上方法が確認できていないため、断層をまたぐ認定率を3段に分解して使うより、受給率のまま置くほうが誤りが少ない。見える化の3段連鎖との差は月額90円</w:t>
             </w:r>
           </w:p>
         </w:tc>
@@ -5590,7 +5590,7 @@
     </w:p>
     <w:p>
       <w:r>
-        <w:t>1　令和7年8〜9月の認定者数の計上方法が変わったかどうかの確認（B17）。**これが取れれば3段連鎖に組み替えます。**組み替えによる差は小野町では月額59円にとどまりますが、見える化の画面と当方の値を一致させるために必要です。</w:t>
+        <w:t>1　令和7年8〜9月の認定者数の計上方法が変わったかどうかの確認（B17）。**これが取れれば3段連鎖に組み替えます。**組み替えによる差は小野町では月額90円にとどまりますが、見える化の画面と当方の値を一致させるために必要です。</w:t>
       </w:r>
     </w:p>
     <w:p>
